--- a/paper/Response_to_Reviewers.docx
+++ b/paper/Response_to_Reviewers.docx
@@ -31,7 +31,7 @@
         <w:pStyle w:val="Date"/>
       </w:pPr>
       <w:r>
-        <w:t xml:space="preserve">2026-09-22</w:t>
+        <w:t xml:space="preserve">2026-09-23</w:t>
       </w:r>
     </w:p>
     <w:p>
@@ -870,7 +870,7 @@
           <w:i/>
           <w:iCs/>
         </w:rPr>
-        <w:t xml:space="preserve">Each released kinase-substrate-site triplet carries the individual evidence values behind its classification (motif percentile, the kinase’s rank for that site, promiscuity index, phosphosite functional score, number of shared subcellular compartments and the composite confidence score), so the inclusion criteria can be checked case by case. […] Supplementary Tables S1-S3, the relaxed motif tier and the complete unfiltered prediction matrix are deposited in a public archive with a persistent DOI.</w:t>
+        <w:t xml:space="preserve">Each released kinase-substrate-site triplet carries the individual evidence values behind its classification (motif percentile, the kinase’s rank for that site, promiscuity index, phosphosite functional score, number of shared subcellular compartments and the composite confidence score), so the inclusion criteria can be checked case by case. […] Supplementary Tables S1-S4, the relaxed motif tier and the complete unfiltered prediction matrix are deposited in a public archive with a persistent DOI.</w:t>
       </w:r>
     </w:p>
     <w:p>
@@ -1461,7 +1461,7 @@
         <w:pStyle w:val="FirstParagraph"/>
       </w:pPr>
       <w:r>
-        <w:t xml:space="preserve">We agree, the figure was misleading as drawn. It is not a sample of the human phosphoproteome; it is conditioned on sites that have already passed the motif filter and are present in curated phosphoproteomics databases. Rewritten Figure 1 caption, with per-stage counts:</w:t>
+        <w:t xml:space="preserve">We agree, the figure was misleading as drawn. It is not a sample of the human phosphoproteome; it is conditioned on sites that have already passed the motif filter and are present in curated phosphoproteomics databases. Rewritten Figure 1 caption:</w:t>
       </w:r>
     </w:p>
     <w:p>
@@ -1473,12 +1473,49 @@
           <w:i/>
           <w:iCs/>
         </w:rPr>
-        <w:t xml:space="preserve">Note that this diagram is conditioned on substrates that have already passed the motif and promiscuity filters and whose sites are present in curated phosphoproteomics databases; it is not a sample of the human phosphoproteome, and the proportions should not be read as such. Substrates are first classified as known vs. novel relative to curated databases (2,697 known, 6,078 novel), then by the kind of site-level support they carry (800 with both curated and functional-score support, 929 curated only, 1,578 functional score only, 5,468 with neither), then by whether the kinase-substrate pair is co-localized according to the HPA (2,675 co-localized, 632 not), leaving 2,675 substrates in the high-confidence set (1,704 known, 971 novel).</w:t>
+        <w:t xml:space="preserve">Alluvial diagram tracking substrates through successive filtering stages: known vs. novel status, site-level support, and co-localization, to the final high-confidence set. The diagram is conditioned on substrates already retained by the initial motif and promiscuity filters and is not a sample of the human phosphoproteome.</w:t>
       </w:r>
     </w:p>
     <w:p>
       <w:pPr>
         <w:pStyle w:val="FirstParagraph"/>
+      </w:pPr>
+      <w:r>
+        <w:t xml:space="preserve">The per-stage substrate counts, which the figure does not state, are now given in a new supplementary table, cited from Methods,</w:t>
+      </w:r>
+      <w:r>
+        <w:t xml:space="preserve"> </w:t>
+      </w:r>
+      <w:r>
+        <w:t xml:space="preserve">“Integration of motif, localization and function”</w:t>
+      </w:r>
+      <w:r>
+        <w:t xml:space="preserve">:</w:t>
+      </w:r>
+    </w:p>
+    <w:p>
+      <w:pPr>
+        <w:pStyle w:val="BlockText"/>
+      </w:pPr>
+      <w:r>
+        <w:rPr>
+          <w:i/>
+          <w:iCs/>
+        </w:rPr>
+        <w:t xml:space="preserve">The effect of these filters on the substrate set is visualized as an alluvial diagram in Figure 1(C), with per-stage substrate counts given in Supp. Table 4.</w:t>
+      </w:r>
+    </w:p>
+    <w:p>
+      <w:pPr>
+        <w:pStyle w:val="FirstParagraph"/>
+      </w:pPr>
+      <w:r>
+        <w:t xml:space="preserve">Preparing that table also showed that the diagram’s last stage was drawn too loosely: it counted a substrate as retained if it had any supported site and, separately, any co-localized kinase, which kept 204 substrates whose supported sites and co-localized kinases never coincide. The diagram now applies the filter to the kinase-site pair as the pipeline does, so its final stage (2,471 substrates) equals the number the specificity atlas contributes to the resource (Figure 1B). The resource itself was not affected.</w:t>
+      </w:r>
+    </w:p>
+    <w:p>
+      <w:pPr>
+        <w:pStyle w:val="BodyText"/>
       </w:pPr>
       <w:r>
         <w:t xml:space="preserve">We also now cite the literature on weak functional constraints across phosphoproteomes in the Introduction (</w:t>

--- a/paper/Response_to_Reviewers.docx
+++ b/paper/Response_to_Reviewers.docx
@@ -2429,7 +2429,25 @@
         <w:pStyle w:val="FirstParagraph"/>
       </w:pPr>
       <w:r>
-        <w:t xml:space="preserve">As an independent check, KinaseNET, one of the resources the reviewer consulted, lists RANGAP1 S442 as a known downstream substrate of CDK1, one of the two kinases our pipeline retains for this site.</w:t>
+        <w:t xml:space="preserve">As a check independent of our pipeline, two of the resources the reviewer consulted, KinaseNET and KiNECTOR, each list RANGAP1 S442 as a known site of CDK1, one of the two kinases our pipeline retains for this site. KiNECTOR also lists CDK1 at T409, which is the site curated in the databases we integrated, and records the interaction type as</w:t>
+      </w:r>
+      <w:r>
+        <w:t xml:space="preserve"> </w:t>
+      </w:r>
+      <w:r>
+        <w:t xml:space="preserve">“unknown”</w:t>
+      </w:r>
+      <w:r>
+        <w:t xml:space="preserve">; neither resource gives a ranking. KiNECTOR does not display a literature reference in its query results, though we assume the reference is available through the companion PhosphoNET resource. OmniPath</w:t>
+      </w:r>
+      <w:r>
+        <w:t xml:space="preserve"> </w:t>
+      </w:r>
+      <w:r>
+        <w:t xml:space="preserve">(24,25)</w:t>
+      </w:r>
+      <w:r>
+        <w:t xml:space="preserve">, which lists the supporting reference for each record, attributes phosphorylation of RANGAP1 S442 by CDK1 to SIGNOR and to text-mined records that cite Swaminathan et al. (PMID 15037602), the study cited in the passage quoted above; the CDK2 and p38α (MAPK14) assignments it lists for this site come from a computational prediction study (Linding et al., 2007; PMID 17570479). The experimental evidence for CDK1 at S442 in OmniPath therefore traces to a single study, and we present the site as a prioritised candidate rather than an established assignment.</w:t>
       </w:r>
     </w:p>
     <w:p>
@@ -2639,7 +2657,7 @@
         <w:pStyle w:val="FirstParagraph"/>
       </w:pPr>
       <w:r>
-        <w:t xml:space="preserve">MAPK15 -&gt; RING1 S38 is not listed in KinaseNET, as expected for an interaction that is novel with respect to curated resources, and we found no independent experimental support for it in the literature or in HIPPIE. We therefore present it strictly as a prioritised hypothesis, and rest the argument for the pipeline on the example above, where the prioritized kinase is independently supported.</w:t>
+        <w:t xml:space="preserve">MAPK15 -&gt; RING1 S38 is not listed in KinaseNET or KiNECTOR, as expected for an interaction that is novel with respect to curated resources, and we found no independent experimental support for it in the literature or in HIPPIE. We therefore present it strictly as a prioritised hypothesis, and rest the argument for the pipeline on the example above, where the prioritized kinase is independently supported.</w:t>
       </w:r>
     </w:p>
     <w:p>
@@ -2666,7 +2684,7 @@
         <w:t xml:space="preserve"> </w:t>
       </w:r>
     </w:p>
-    <w:bookmarkStart w:id="60" w:name="refs"/>
+    <w:bookmarkStart w:id="64" w:name="refs"/>
     <w:bookmarkStart w:id="15" w:name="ref-Sugiyama2019-ki"/>
     <w:p>
       <w:pPr>
@@ -4174,7 +4192,131 @@
       </w:r>
     </w:p>
     <w:bookmarkEnd w:id="59"/>
-    <w:bookmarkEnd w:id="60"/>
+    <w:bookmarkStart w:id="61" w:name="ref-Turei2016-op"/>
+    <w:p>
+      <w:pPr>
+        <w:pStyle w:val="Bibliography"/>
+      </w:pPr>
+      <w:r>
+        <w:t xml:space="preserve">24.</w:t>
+      </w:r>
+      <w:r>
+        <w:t xml:space="preserve"> </w:t>
+      </w:r>
+      <w:r>
+        <w:t xml:space="preserve">	</w:t>
+      </w:r>
+      <w:r>
+        <w:t xml:space="preserve">Türei, D., Korcsmáros, T. and Saez-Rodriguez, J. (2016)</w:t>
+      </w:r>
+      <w:r>
+        <w:t xml:space="preserve"> </w:t>
+      </w:r>
+      <w:hyperlink r:id="rId60">
+        <w:r>
+          <w:rPr>
+            <w:rStyle w:val="Hyperlink"/>
+          </w:rPr>
+          <w:t xml:space="preserve">OmniPath</w:t>
+        </w:r>
+        <w:r>
+          <w:rPr>
+            <w:rStyle w:val="Hyperlink"/>
+          </w:rPr>
+          <w:t xml:space="preserve">: Guidelines and gateway for literature-curated signaling pathway resources</w:t>
+        </w:r>
+      </w:hyperlink>
+      <w:r>
+        <w:t xml:space="preserve">.</w:t>
+      </w:r>
+      <w:r>
+        <w:t xml:space="preserve"> </w:t>
+      </w:r>
+      <w:r>
+        <w:rPr>
+          <w:i/>
+          <w:iCs/>
+        </w:rPr>
+        <w:t xml:space="preserve">Nature Methods</w:t>
+      </w:r>
+      <w:r>
+        <w:t xml:space="preserve">,</w:t>
+      </w:r>
+      <w:r>
+        <w:t xml:space="preserve"> </w:t>
+      </w:r>
+      <w:r>
+        <w:rPr>
+          <w:b/>
+          <w:bCs/>
+        </w:rPr>
+        <w:t xml:space="preserve">13</w:t>
+      </w:r>
+      <w:r>
+        <w:t xml:space="preserve">, 966–967.</w:t>
+      </w:r>
+    </w:p>
+    <w:bookmarkEnd w:id="61"/>
+    <w:bookmarkStart w:id="63" w:name="ref-Turei2021-op"/>
+    <w:p>
+      <w:pPr>
+        <w:pStyle w:val="Bibliography"/>
+      </w:pPr>
+      <w:r>
+        <w:t xml:space="preserve">25.</w:t>
+      </w:r>
+      <w:r>
+        <w:t xml:space="preserve"> </w:t>
+      </w:r>
+      <w:r>
+        <w:t xml:space="preserve">	</w:t>
+      </w:r>
+      <w:r>
+        <w:t xml:space="preserve">Türei, D., Valdeolivas, A., Gul, L., et al. (2021)</w:t>
+      </w:r>
+      <w:r>
+        <w:t xml:space="preserve"> </w:t>
+      </w:r>
+      <w:hyperlink r:id="rId62">
+        <w:r>
+          <w:rPr>
+            <w:rStyle w:val="Hyperlink"/>
+          </w:rPr>
+          <w:t xml:space="preserve">Integrated intra- and intercellular signaling knowledge for multicellular omics analysis</w:t>
+        </w:r>
+      </w:hyperlink>
+      <w:r>
+        <w:t xml:space="preserve">.</w:t>
+      </w:r>
+      <w:r>
+        <w:t xml:space="preserve"> </w:t>
+      </w:r>
+      <w:r>
+        <w:rPr>
+          <w:i/>
+          <w:iCs/>
+        </w:rPr>
+        <w:t xml:space="preserve">Molecular Systems Biology</w:t>
+      </w:r>
+      <w:r>
+        <w:t xml:space="preserve">,</w:t>
+      </w:r>
+      <w:r>
+        <w:t xml:space="preserve"> </w:t>
+      </w:r>
+      <w:r>
+        <w:rPr>
+          <w:b/>
+          <w:bCs/>
+        </w:rPr>
+        <w:t xml:space="preserve">17</w:t>
+      </w:r>
+      <w:r>
+        <w:t xml:space="preserve">, e9923.</w:t>
+      </w:r>
+    </w:p>
+    <w:bookmarkEnd w:id="63"/>
+    <w:bookmarkEnd w:id="64"/>
     <w:sectPr>
       <w:footnotePr>
         <w:numRestart w:val="eachSect"/>

--- a/paper/Response_to_Reviewers.docx
+++ b/paper/Response_to_Reviewers.docx
@@ -31,7 +31,7 @@
         <w:pStyle w:val="Date"/>
       </w:pPr>
       <w:r>
-        <w:t xml:space="preserve">2026-09-23</w:t>
+        <w:t xml:space="preserve">2026-09-24</w:t>
       </w:r>
     </w:p>
     <w:p>
@@ -88,7 +88,7 @@
         <w:pStyle w:val="FirstParagraph"/>
       </w:pPr>
       <w:r>
-        <w:t xml:space="preserve">We agree, and this led us to look more closely at the design Sugiyama et al. used. Positional-scanning peptide libraries measure how well a kinase’s catalytic cleft tolerates each residue against a degenerate synthetic background, which gives even coverage across the kinome but, as the reviewer notes, can have modest signal-to-noise, and by construction reports only what the active site sees. Phosphorylating dephosphorylated proteome extracts with recombinant kinases and reading out the products by mass spectrometry presents protein substrates in native context instead. This offers complementary evidence. Part of the head-to-head comparison the reviewer proposes has already been done elsewhere, so we added a new Discussion subsection,</w:t>
+        <w:t xml:space="preserve">Peptide libraries give even coverage across the kinome but, as the reviewer notes, can have modest signal-to-noise and report only what the active site sees; the Sugiyama et al. design presents protein substrates in native context and offers complementary evidence. Part of the head-to-head comparison the reviewer proposes has already been published, so we added a new Discussion subsection,</w:t>
       </w:r>
       <w:r>
         <w:t xml:space="preserve"> </w:t>
@@ -109,7 +109,14 @@
           <w:i/>
           <w:iCs/>
         </w:rPr>
-        <w:t xml:space="preserve">[…] An orthogonal strategy is to phosphorylate dephosphorylated proteome extracts with individual recombinant kinases and read out the products by mass spectrometry, as done by Sugiyama et al. for 385 kinases [</w:t>
+        <w:t xml:space="preserve">[…] An orthogonal strategy is to phosphorylate dephosphorylated proteome extracts with individual recombinant kinases and read out the products by mass spectrometry, as done by Sugiyama et al. for 385 kinases</w:t>
+      </w:r>
+      <w:r>
+        <w:rPr>
+          <w:i/>
+          <w:iCs/>
+        </w:rPr>
+        <w:t xml:space="preserve"> </w:t>
       </w:r>
       <w:r>
         <w:rPr>
@@ -123,7 +130,14 @@
           <w:i/>
           <w:iCs/>
         </w:rPr>
-        <w:t xml:space="preserve">]. This design presents kinases with protein substrates in native sequence context, and several groups have since converted the resulting data into position-specific matrices suitable for scoring. Poll et al. derived position-dependent Shannon information matrices for 384 kinases [</w:t>
+        <w:t xml:space="preserve">. This design presents kinases with protein substrates in native sequence context, and several groups have since converted the resulting data into position-specific matrices suitable for scoring. Poll et al. derived position-dependent Shannon information matrices for 384 kinases</w:t>
+      </w:r>
+      <w:r>
+        <w:rPr>
+          <w:i/>
+          <w:iCs/>
+        </w:rPr>
+        <w:t xml:space="preserve"> </w:t>
       </w:r>
       <w:r>
         <w:rPr>
@@ -137,7 +151,14 @@
           <w:i/>
           <w:iCs/>
         </w:rPr>
-        <w:t xml:space="preserve">], and Invergo et al. built position-specific scoring matrices and naive Bayes classifiers from the same source [</w:t>
+        <w:t xml:space="preserve">, and Invergo et al. built position-specific scoring matrices and naive Bayes classifiers from the same source</w:t>
+      </w:r>
+      <w:r>
+        <w:rPr>
+          <w:i/>
+          <w:iCs/>
+        </w:rPr>
+        <w:t xml:space="preserve"> </w:t>
       </w:r>
       <w:r>
         <w:rPr>
@@ -151,7 +172,14 @@
           <w:i/>
           <w:iCs/>
         </w:rPr>
-        <w:t xml:space="preserve">]. […] Poll et al. compared their mass-spectrometry-derived “logos” directly against the peptide-library motifs used here and reported a high degree of concordance, concluding that the best predictions are likely to come from combining both data types [</w:t>
+        <w:t xml:space="preserve">. […] Poll et al. compared their mass-spectrometry-derived “logos” directly against the peptide-library motifs used here and reported a high degree of concordance, concluding that the best predictions are likely to come from combining both data types</w:t>
+      </w:r>
+      <w:r>
+        <w:rPr>
+          <w:i/>
+          <w:iCs/>
+        </w:rPr>
+        <w:t xml:space="preserve"> </w:t>
       </w:r>
       <w:r>
         <w:rPr>
@@ -165,7 +193,7 @@
           <w:i/>
           <w:iCs/>
         </w:rPr>
-        <w:t xml:space="preserve">]. A systematic head-to-head comparison of peptide-library and in vitro phosphoproteomic specificity models is an important future direction as an independent benchmarking enterprise.</w:t>
+        <w:t xml:space="preserve">. A systematic head-to-head comparison of peptide-library and in vitro phosphoproteomic specificity models is an important future direction as an independent benchmarking enterprise.</w:t>
       </w:r>
     </w:p>
     <w:p>
@@ -211,7 +239,7 @@
         <w:pStyle w:val="FirstParagraph"/>
       </w:pPr>
       <w:r>
-        <w:t xml:space="preserve">This is a fair critique; auditing it also surfaced the second implementation error, a data-derived cutoff of about 0.375 that the pipeline had been enforcing instead of the stated 0.5, which we have corrected. We have added more detail to the Methods under</w:t>
+        <w:t xml:space="preserve">This is a fair critique; auditing it also surfaced the second implementation error, a data-derived cutoff of 0.375 that the pipeline had been enforcing instead of the stated 0.5, which we have corrected. We have added more detail to the Methods under</w:t>
       </w:r>
       <w:r>
         <w:t xml:space="preserve"> </w:t>
@@ -289,7 +317,14 @@
           <w:i/>
           <w:iCs/>
         </w:rPr>
-        <w:t xml:space="preserve">0.5. This is the threshold recommended by the authors of the score, who report that at a 0.5 cut-off approximately 10% of the phosphoproteome is retained while 50% of true-positive functional sites are recovered, making it a useful cut-off for initial prioritization [</w:t>
+        <w:t xml:space="preserve">0.5. This is the threshold recommended by the authors of the score, who report that at a 0.5 cut-off approximately 10% of the phosphoproteome is retained while 50% of true-positive functional sites are recovered, making it a useful cut-off for initial prioritization</w:t>
+      </w:r>
+      <w:r>
+        <w:rPr>
+          <w:i/>
+          <w:iCs/>
+        </w:rPr>
+        <w:t xml:space="preserve"> </w:t>
       </w:r>
       <w:r>
         <w:rPr>
@@ -303,7 +338,14 @@
           <w:i/>
           <w:iCs/>
         </w:rPr>
-        <w:t xml:space="preserve">]; comparable thresholds have been applied in subsequent work [</w:t>
+        <w:t xml:space="preserve">; comparable thresholds have been applied in subsequent work</w:t>
+      </w:r>
+      <w:r>
+        <w:rPr>
+          <w:i/>
+          <w:iCs/>
+        </w:rPr>
+        <w:t xml:space="preserve"> </w:t>
       </w:r>
       <w:r>
         <w:rPr>
@@ -317,7 +359,7 @@
           <w:i/>
           <w:iCs/>
         </w:rPr>
-        <w:t xml:space="preserve">].</w:t>
+        <w:t xml:space="preserve">.</w:t>
       </w:r>
     </w:p>
     <w:p>
@@ -375,7 +417,7 @@
           <w:i/>
           <w:iCs/>
         </w:rPr>
-        <w:t xml:space="preserve">Sweeping the functional-score cut-off from 0.3 to 0.7 and the motif percentile from the 80th to the 99th (Supp. Figure 2) changes the size of the high-confidence set substantially […] but leaves the qualitative conclusions intact. The proportion of retained predicted pairs involving a dark kinase varies only between 19.1% and 20.8% across that same range, and the number of kinases represented varies between 318 and 325.</w:t>
+        <w:t xml:space="preserve">Sweeping the functional-score cut-off from 0.3 to 0.7 and the motif percentile from the 80th to the 99th (Supp. Figure 2) changes the size of the high-confidence set substantially […] but leaves the qualitative conclusions intact. The proportion of retained predicted pairs involving a dark kinase varies only between 19.1% and 20.8% across that same functional-score range, and the number of kinases represented varies between 318 and 325.</w:t>
       </w:r>
     </w:p>
     <w:p>
@@ -404,42 +446,28 @@
           <w:i/>
           <w:iCs/>
         </w:rPr>
-        <w:t xml:space="preserve">Motif percentile and functional score are each passed through a monotonic, continuously differentiable logistic transform centred on the corresponding threshold, and localization evidence is expressed as a saturating function of the number of shared HPA compartments rather than a binary flag. […] This is a transparent re-weighting rather than a calibrated probability: a fully probabilistic treatment would require labelled negative examples, which do not exist at kinome scale [</w:t>
-      </w:r>
-      <w:r>
-        <w:rPr>
-          <w:i/>
-          <w:iCs/>
-        </w:rPr>
-        <w:t xml:space="preserve">(3)</w:t>
-      </w:r>
-      <w:r>
-        <w:rPr>
-          <w:i/>
-          <w:iCs/>
-        </w:rPr>
-        <w:t xml:space="preserve">;</w:t>
-      </w:r>
-      <w:r>
-        <w:rPr>
-          <w:i/>
-          <w:iCs/>
-        </w:rPr>
-        <w:t xml:space="preserve"> </w:t>
-      </w:r>
-      <w:r>
-        <w:rPr>
-          <w:i/>
-          <w:iCs/>
-        </w:rPr>
-        <w:t xml:space="preserve">(6)</w:t>
-      </w:r>
-      <w:r>
-        <w:rPr>
-          <w:i/>
-          <w:iCs/>
-        </w:rPr>
-        <w:t xml:space="preserve">].</w:t>
+        <w:t xml:space="preserve">Motif percentile and functional score are each passed through a monotonic, continuously differentiable logistic transform centred on the corresponding threshold, and localization evidence is expressed as a saturating function of the number of shared HPA compartments rather than a binary flag. […] This is a transparent re-weighting rather than a calibrated probability: a fully probabilistic treatment would require labelled negative examples, which do not exist at kinome scale</w:t>
+      </w:r>
+      <w:r>
+        <w:rPr>
+          <w:i/>
+          <w:iCs/>
+        </w:rPr>
+        <w:t xml:space="preserve"> </w:t>
+      </w:r>
+      <w:r>
+        <w:rPr>
+          <w:i/>
+          <w:iCs/>
+        </w:rPr>
+        <w:t xml:space="preserve">(3,6)</w:t>
+      </w:r>
+      <w:r>
+        <w:rPr>
+          <w:i/>
+          <w:iCs/>
+        </w:rPr>
+        <w:t xml:space="preserve">.</w:t>
       </w:r>
     </w:p>
     <w:p>
@@ -511,7 +539,14 @@
           <w:i/>
           <w:iCs/>
         </w:rPr>
-        <w:t xml:space="preserve">[…] Three mechanisms contribute to this result. The specificity atlases score only phosphosites already reported in phosphoproteomics experiments, a literature dominated by immortalized and cancer cell lines, so a site never observed in those systems cannot enter the resource however good its motif match [</w:t>
+        <w:t xml:space="preserve">[…] Three mechanisms contribute to this result. The specificity atlases score only phosphosites already reported in phosphoproteomics experiments, a literature dominated by immortalized and cancer cell lines, so a site never observed in those systems cannot enter the resource however good its motif match</w:t>
+      </w:r>
+      <w:r>
+        <w:rPr>
+          <w:i/>
+          <w:iCs/>
+        </w:rPr>
+        <w:t xml:space="preserve"> </w:t>
       </w:r>
       <w:r>
         <w:rPr>
@@ -525,42 +560,28 @@
           <w:i/>
           <w:iCs/>
         </w:rPr>
-        <w:t xml:space="preserve">]. Tissue-restricted proteins have sparser HPA annotation, so co-localization can fail for missing-data rather than biological reasons [</w:t>
-      </w:r>
-      <w:r>
-        <w:rPr>
-          <w:i/>
-          <w:iCs/>
-        </w:rPr>
-        <w:t xml:space="preserve">(8)</w:t>
-      </w:r>
-      <w:r>
-        <w:rPr>
-          <w:i/>
-          <w:iCs/>
-        </w:rPr>
-        <w:t xml:space="preserve">;</w:t>
-      </w:r>
-      <w:r>
-        <w:rPr>
-          <w:i/>
-          <w:iCs/>
-        </w:rPr>
-        <w:t xml:space="preserve"> </w:t>
-      </w:r>
-      <w:r>
-        <w:rPr>
-          <w:i/>
-          <w:iCs/>
-        </w:rPr>
-        <w:t xml:space="preserve">(9)</w:t>
-      </w:r>
-      <w:r>
-        <w:rPr>
-          <w:i/>
-          <w:iCs/>
-        </w:rPr>
-        <w:t xml:space="preserve">]. […] By the same logic, the resource is at its most useful in settings where differentiated programs are lost: cancer being the clearest case, and one where large phosphoproteomic cohorts already exist to test predictions against.</w:t>
+        <w:t xml:space="preserve">. Tissue-restricted proteins have sparser HPA annotation, so co-localization can fail for missing-data rather than biological reasons</w:t>
+      </w:r>
+      <w:r>
+        <w:rPr>
+          <w:i/>
+          <w:iCs/>
+        </w:rPr>
+        <w:t xml:space="preserve"> </w:t>
+      </w:r>
+      <w:r>
+        <w:rPr>
+          <w:i/>
+          <w:iCs/>
+        </w:rPr>
+        <w:t xml:space="preserve">(8,9)</w:t>
+      </w:r>
+      <w:r>
+        <w:rPr>
+          <w:i/>
+          <w:iCs/>
+        </w:rPr>
+        <w:t xml:space="preserve">. […] By the same logic, the resource is at its most useful in settings where differentiated programs are lost: cancer being the clearest case, and one where large phosphoproteomic cohorts already exist to test predictions against.</w:t>
       </w:r>
     </w:p>
     <w:p>
@@ -597,7 +618,19 @@
         <w:pStyle w:val="FirstParagraph"/>
       </w:pPr>
       <w:r>
-        <w:t xml:space="preserve">We agree with these suggestions and calculated marginal entropy of each information layer. However, it is important to note the 59 features underlying the Ochoa functional score span mass-spectrometry evidence, phosphosite regulation, structural environment and evolutionary conservation, but do not account for subcellular localization. We added relevant paragraphs to the Results, a new Methods subsection,</w:t>
+        <w:t xml:space="preserve">We computed the entropy of each evidence layer and the mutual information between them. On orthogonality, the 59 features of the Ochoa functional score span mass-spectrometry evidence, phosphosite regulation, structural environment and evolutionary conservation, and do not include subcellular localization (its</w:t>
+      </w:r>
+      <w:r>
+        <w:t xml:space="preserve"> </w:t>
+      </w:r>
+      <w:r>
+        <w:t xml:space="preserve">“localization”</w:t>
+      </w:r>
+      <w:r>
+        <w:t xml:space="preserve"> </w:t>
+      </w:r>
+      <w:r>
+        <w:t xml:space="preserve">features describe mass-spectrometric confidence in the site’s position within the peptide). We added a Methods subsection,</w:t>
       </w:r>
       <w:r>
         <w:t xml:space="preserve"> </w:t>
@@ -609,13 +642,13 @@
         <w:t xml:space="preserve"> </w:t>
       </w:r>
       <w:r>
-        <w:t xml:space="preserve">and new Discussion subsection,</w:t>
-      </w:r>
-      <w:r>
-        <w:t xml:space="preserve"> </w:t>
-      </w:r>
-      <w:r>
-        <w:t xml:space="preserve">“Orthogonality and information content of the evidence layers”</w:t>
+        <w:t xml:space="preserve">and the results to</w:t>
+      </w:r>
+      <w:r>
+        <w:t xml:space="preserve"> </w:t>
+      </w:r>
+      <w:r>
+        <w:t xml:space="preserve">“Robustness of the filtering criteria”</w:t>
       </w:r>
       <w:r>
         <w:t xml:space="preserve">:</w:t>
@@ -630,7 +663,46 @@
           <w:i/>
           <w:iCs/>
         </w:rPr>
-        <w:t xml:space="preserve">Subcellular co-localization carries by far the most entropy of the three layers (0.90 bits, versus 0.42 bits for curated-site status and 0.43 bits for functional-score support) […] the layers are close to orthogonal: pairwise mutual information is 0.0008 bits between co-localization and curated status, 0.0007 bits between co-localization and functional score, and 0.0082 bits between curated status and functional score, corresponding to normalised redundancies of 0.2%, 0.2% and 2.0% respectively. […] The functional score of Ochoa et al. is trained on 59 features spanning mass-spectrometry evidence, phosphosite regulation, structural environment and evolutionary conservation [</w:t>
+        <w:t xml:space="preserve">Across all motif-passing kinase-site pairs, subcellular co-localization carries the highest marginal entropy (0.896 bits, versus 0.418 bits for curated-site status and 0.430 bits for functional-score support). Pairwise mutual information between the three layers is very small […], giving normalised redundancies of 0.19%, 0.16% and 1.95% respectively, and conditioning on the third indicator does not change this. The layers are therefore close to orthogonal, and each is doing distinct work: in a leave-one-out analysis, co-localization uniquely removes 47,029 kinase-site pairs that satisfy every other criterion, and omitting it would inflate the high-confidence set by 182%.</w:t>
+      </w:r>
+    </w:p>
+    <w:p>
+      <w:pPr>
+        <w:pStyle w:val="FirstParagraph"/>
+      </w:pPr>
+      <w:r>
+        <w:t xml:space="preserve">A new Discussion subsection,</w:t>
+      </w:r>
+      <w:r>
+        <w:t xml:space="preserve"> </w:t>
+      </w:r>
+      <w:r>
+        <w:t xml:space="preserve">“Orthogonality and information content of the evidence layers,”</w:t>
+      </w:r>
+      <w:r>
+        <w:t xml:space="preserve"> </w:t>
+      </w:r>
+      <w:r>
+        <w:t xml:space="preserve">interprets this:</w:t>
+      </w:r>
+    </w:p>
+    <w:p>
+      <w:pPr>
+        <w:pStyle w:val="BlockText"/>
+      </w:pPr>
+      <w:r>
+        <w:rPr>
+          <w:i/>
+          <w:iCs/>
+        </w:rPr>
+        <w:t xml:space="preserve">This is expected from how the functional score is built. It is trained on 59 features spanning mass-spectrometry evidence, phosphosite regulation, structural environment and evolutionary conservation</w:t>
+      </w:r>
+      <w:r>
+        <w:rPr>
+          <w:i/>
+          <w:iCs/>
+        </w:rPr>
+        <w:t xml:space="preserve"> </w:t>
       </w:r>
       <w:r>
         <w:rPr>
@@ -644,15 +716,15 @@
           <w:i/>
           <w:iCs/>
         </w:rPr>
-        <w:t xml:space="preserve">]. […] Subcellular localization, by contrast, is not among the features of the functional score, and the measured redundancy confirms that it contributes essentially independent evidence. […] it uniquely removes 47,029 kinase-site pairs that pass the site-level criteria, and omitting it would inflate the high-confidence set by 182%.</w:t>
-      </w:r>
-    </w:p>
-    <w:p>
-      <w:pPr>
-        <w:pStyle w:val="FirstParagraph"/>
-      </w:pPr>
-      <w:r>
-        <w:t xml:space="preserve">To answer the reviewer’s direct question: HPA measurably adds information to the filtering schema.</w:t>
+        <w:t xml:space="preserve">, and subcellular localization is not among them. The co-localization filter therefore contributes essentially independent evidence and does substantial work of its own, rather than rubber-stamping decisions already made by the other layers.</w:t>
+      </w:r>
+    </w:p>
+    <w:p>
+      <w:pPr>
+        <w:pStyle w:val="FirstParagraph"/>
+      </w:pPr>
+      <w:r>
+        <w:t xml:space="preserve">The analysis showed that HPA adds information that the other layers do not carry.</w:t>
       </w:r>
     </w:p>
     <w:p>
@@ -742,7 +814,14 @@
           <w:i/>
           <w:iCs/>
         </w:rPr>
-        <w:t xml:space="preserve">PhosphoNET additionally provides sequence-based predictions of kinase-phosphosite pairings for 486 human protein kinases, using scoring matrices that span the -7 to +7 positions around the phosphoacceptor, alongside curated sites [</w:t>
+        <w:t xml:space="preserve">PhosphoNET additionally provides sequence-based predictions of kinase-phosphosite pairings for 486 human protein kinases, using scoring matrices that span the -7 to +7 positions around the phosphoacceptor, alongside curated sites</w:t>
+      </w:r>
+      <w:r>
+        <w:rPr>
+          <w:i/>
+          <w:iCs/>
+        </w:rPr>
+        <w:t xml:space="preserve"> </w:t>
       </w:r>
       <w:r>
         <w:rPr>
@@ -756,7 +835,7 @@
           <w:i/>
           <w:iCs/>
         </w:rPr>
-        <w:t xml:space="preserve">]; the companion KiNECTOR resource (</w:t>
+        <w:t xml:space="preserve">; the companion KiNECTOR resource (</w:t>
       </w:r>
       <w:hyperlink r:id="rId10">
         <w:r>
@@ -870,7 +949,24 @@
           <w:i/>
           <w:iCs/>
         </w:rPr>
-        <w:t xml:space="preserve">Each released kinase-substrate-site triplet carries the individual evidence values behind its classification (motif percentile, the kinase’s rank for that site, promiscuity index, phosphosite functional score, number of shared subcellular compartments and the composite confidence score), so the inclusion criteria can be checked case by case. […] Supplementary Tables S1-S4, the relaxed motif tier and the complete unfiltered prediction matrix are deposited in a public archive with a persistent DOI.</w:t>
+        <w:t xml:space="preserve">Each released kinase-substrate-site triplet carries the individual evidence values behind its classification (motif percentile, the kinase’s rank for that site, promiscuity index, phosphosite functional score, number of shared subcellular compartments and the composite confidence score), so the inclusion criteria can be checked case by case. […] Supplementary Tables S1-S4 (S1 being the complete unfiltered prediction matrix) and the relaxed motif tier are deposited on Zenodo (</w:t>
+      </w:r>
+      <w:hyperlink r:id="rId11">
+        <w:r>
+          <w:rPr>
+            <w:rStyle w:val="Hyperlink"/>
+            <w:i/>
+            <w:iCs/>
+          </w:rPr>
+          <w:t xml:space="preserve">https://doi.org/10.5281/zenodo.22941318</w:t>
+        </w:r>
+      </w:hyperlink>
+      <w:r>
+        <w:rPr>
+          <w:i/>
+          <w:iCs/>
+        </w:rPr>
+        <w:t xml:space="preserve">) […].</w:t>
       </w:r>
     </w:p>
     <w:p>
@@ -964,7 +1060,7 @@
       <w:r>
         <w:t xml:space="preserve">Reference 1 is outdated, and Reference 2, which more recent, still underestimates the number of human phosphoproteins (~13,000) and phosphosites (~230,000) phosphosites). In the Vlastaridis (2027) publication, the authors correctly point out that high throughput mass spectrometry-based proteomics only tracks about 40-60% of the phosphosites. For example, out of over 4,000 HTP mass spectrometry studies documented in PhosphoSitePlus, about half of the 5000 best characterized functional phosphorylation sites are either not detected or only once or twice. Apparently, with a preponderance of basic residues flacking phosphosites (targeted for trypsin cleavage) and the high charge of phosphorylation sites (which is often clustered), many tryptic peptides have too high a charge to mass ratio for capture in the detection window of the mass spectrometer. Moreover, phosphosites are highly unstable due to phosphatase action during cell homogenization. Websites such as PhosphoSitePlus (</w:t>
       </w:r>
-      <w:hyperlink r:id="rId11">
+      <w:hyperlink r:id="rId12">
         <w:r>
           <w:rPr>
             <w:rStyle w:val="Hyperlink"/>
@@ -992,7 +1088,7 @@
         <w:pStyle w:val="FirstParagraph"/>
       </w:pPr>
       <w:r>
-        <w:t xml:space="preserve">We agree on both counts. We removed reference 1 (Iakoucheva et al.). Rewritten opening of the Introduction:</w:t>
+        <w:t xml:space="preserve">We removed reference 1 (Iakoucheva et al.). Rewritten opening of the Introduction:</w:t>
       </w:r>
     </w:p>
     <w:p>
@@ -1004,133 +1100,70 @@
           <w:i/>
           <w:iCs/>
         </w:rPr>
-        <w:t xml:space="preserve">Public repositories now catalogue well over 200,000 human phosphosites distributed across the large majority of the human proteome [</w:t>
-      </w:r>
-      <w:r>
-        <w:rPr>
-          <w:i/>
-          <w:iCs/>
-        </w:rPr>
-        <w:t xml:space="preserve">(11)</w:t>
-      </w:r>
-      <w:r>
-        <w:rPr>
-          <w:i/>
-          <w:iCs/>
-        </w:rPr>
-        <w:t xml:space="preserve">;</w:t>
-      </w:r>
-      <w:r>
-        <w:rPr>
-          <w:i/>
-          <w:iCs/>
-        </w:rPr>
-        <w:t xml:space="preserve"> </w:t>
-      </w:r>
-      <w:r>
-        <w:rPr>
-          <w:i/>
-          <w:iCs/>
-        </w:rPr>
-        <w:t xml:space="preserve">(12)</w:t>
-      </w:r>
-      <w:r>
-        <w:rPr>
-          <w:i/>
-          <w:iCs/>
-        </w:rPr>
-        <w:t xml:space="preserve">], and modelling that accounts for the incomplete and biased coverage of tryptic phosphoproteomics places the true totals higher still [</w:t>
-      </w:r>
-      <w:r>
-        <w:rPr>
-          <w:i/>
-          <w:iCs/>
-        </w:rPr>
-        <w:t xml:space="preserve">(12)</w:t>
-      </w:r>
-      <w:r>
-        <w:rPr>
-          <w:i/>
-          <w:iCs/>
-        </w:rPr>
-        <w:t xml:space="preserve">;</w:t>
-      </w:r>
-      <w:r>
-        <w:rPr>
-          <w:i/>
-          <w:iCs/>
-        </w:rPr>
-        <w:t xml:space="preserve"> </w:t>
-      </w:r>
-      <w:r>
-        <w:rPr>
-          <w:i/>
-          <w:iCs/>
-        </w:rPr>
-        <w:t xml:space="preserve">(13)</w:t>
-      </w:r>
-      <w:r>
-        <w:rPr>
-          <w:i/>
-          <w:iCs/>
-        </w:rPr>
-        <w:t xml:space="preserve">]. Estimates of how many of these sites are individually functional are considerably lower [</w:t>
-      </w:r>
-      <w:r>
-        <w:rPr>
-          <w:i/>
-          <w:iCs/>
-        </w:rPr>
-        <w:t xml:space="preserve">(14)</w:t>
-      </w:r>
-      <w:r>
-        <w:rPr>
-          <w:i/>
-          <w:iCs/>
-        </w:rPr>
-        <w:t xml:space="preserve">;</w:t>
-      </w:r>
-      <w:r>
-        <w:rPr>
-          <w:i/>
-          <w:iCs/>
-        </w:rPr>
-        <w:t xml:space="preserve"> </w:t>
-      </w:r>
-      <w:r>
-        <w:rPr>
-          <w:i/>
-          <w:iCs/>
-        </w:rPr>
-        <w:t xml:space="preserve">(4)</w:t>
-      </w:r>
-      <w:r>
-        <w:rPr>
-          <w:i/>
-          <w:iCs/>
-        </w:rPr>
-        <w:t xml:space="preserve">;</w:t>
-      </w:r>
-      <w:r>
-        <w:rPr>
-          <w:i/>
-          <w:iCs/>
-        </w:rPr>
-        <w:t xml:space="preserve"> </w:t>
-      </w:r>
-      <w:r>
-        <w:rPr>
-          <w:i/>
-          <w:iCs/>
-        </w:rPr>
-        <w:t xml:space="preserve">(15)</w:t>
-      </w:r>
-      <w:r>
-        <w:rPr>
-          <w:i/>
-          <w:iCs/>
-        </w:rPr>
-        <w:t xml:space="preserve">], so the operative problem is not enumeration but prioritization.</w:t>
+        <w:t xml:space="preserve">Public repositories now catalogue well over 200,000 human phosphosites distributed across the large majority of the human proteome</w:t>
+      </w:r>
+      <w:r>
+        <w:rPr>
+          <w:i/>
+          <w:iCs/>
+        </w:rPr>
+        <w:t xml:space="preserve"> </w:t>
+      </w:r>
+      <w:r>
+        <w:rPr>
+          <w:i/>
+          <w:iCs/>
+        </w:rPr>
+        <w:t xml:space="preserve">(11,12)</w:t>
+      </w:r>
+      <w:r>
+        <w:rPr>
+          <w:i/>
+          <w:iCs/>
+        </w:rPr>
+        <w:t xml:space="preserve">, and modelling that accounts for the incomplete and biased coverage of tryptic phosphoproteomics places the true totals higher still</w:t>
+      </w:r>
+      <w:r>
+        <w:rPr>
+          <w:i/>
+          <w:iCs/>
+        </w:rPr>
+        <w:t xml:space="preserve"> </w:t>
+      </w:r>
+      <w:r>
+        <w:rPr>
+          <w:i/>
+          <w:iCs/>
+        </w:rPr>
+        <w:t xml:space="preserve">(12,13)</w:t>
+      </w:r>
+      <w:r>
+        <w:rPr>
+          <w:i/>
+          <w:iCs/>
+        </w:rPr>
+        <w:t xml:space="preserve">. Estimates of how many of these sites are individually functional are considerably lower</w:t>
+      </w:r>
+      <w:r>
+        <w:rPr>
+          <w:i/>
+          <w:iCs/>
+        </w:rPr>
+        <w:t xml:space="preserve"> </w:t>
+      </w:r>
+      <w:r>
+        <w:rPr>
+          <w:i/>
+          <w:iCs/>
+        </w:rPr>
+        <w:t xml:space="preserve">(4,14,15)</w:t>
+      </w:r>
+      <w:r>
+        <w:rPr>
+          <w:i/>
+          <w:iCs/>
+        </w:rPr>
+        <w:t xml:space="preserve">, so the operative problem is not enumeration but prioritization.</w:t>
       </w:r>
     </w:p>
     <w:p>
@@ -1213,42 +1246,28 @@
           <w:i/>
           <w:iCs/>
         </w:rPr>
-        <w:t xml:space="preserve">[…] although these differ substantially in scope and currency: Phospho.ELM has not been updated since 2010, and PhosphoNetworks reports kinase-substrate relationships measured on protein microarrays without resolving the modified residue [</w:t>
-      </w:r>
-      <w:r>
-        <w:rPr>
-          <w:i/>
-          <w:iCs/>
-        </w:rPr>
-        <w:t xml:space="preserve">(16)</w:t>
-      </w:r>
-      <w:r>
-        <w:rPr>
-          <w:i/>
-          <w:iCs/>
-        </w:rPr>
-        <w:t xml:space="preserve">;</w:t>
-      </w:r>
-      <w:r>
-        <w:rPr>
-          <w:i/>
-          <w:iCs/>
-        </w:rPr>
-        <w:t xml:space="preserve"> </w:t>
-      </w:r>
-      <w:r>
-        <w:rPr>
-          <w:i/>
-          <w:iCs/>
-        </w:rPr>
-        <w:t xml:space="preserve">(17)</w:t>
-      </w:r>
-      <w:r>
-        <w:rPr>
-          <w:i/>
-          <w:iCs/>
-        </w:rPr>
-        <w:t xml:space="preserve">].</w:t>
+        <w:t xml:space="preserve">[…] although these differ substantially in scope and currency: Phospho.ELM has not been updated since 2010, and PhosphoNetworks reports kinase-substrate relationships measured on protein microarrays without resolving the modified residue</w:t>
+      </w:r>
+      <w:r>
+        <w:rPr>
+          <w:i/>
+          <w:iCs/>
+        </w:rPr>
+        <w:t xml:space="preserve"> </w:t>
+      </w:r>
+      <w:r>
+        <w:rPr>
+          <w:i/>
+          <w:iCs/>
+        </w:rPr>
+        <w:t xml:space="preserve">(16,17)</w:t>
+      </w:r>
+      <w:r>
+        <w:rPr>
+          <w:i/>
+          <w:iCs/>
+        </w:rPr>
+        <w:t xml:space="preserve">.</w:t>
       </w:r>
     </w:p>
     <w:p>
@@ -1288,7 +1307,14 @@
           <w:i/>
           <w:iCs/>
         </w:rPr>
-        <w:t xml:space="preserve">Kinases are recruited to substrates through docking interactions distinct from the catalytic cleft, including the D- and DEF-motifs used by MAP kinases and the SH2- and PTB-domain interactions that bring receptor tyrosine kinase substrates to high effective local concentration [</w:t>
+        <w:t xml:space="preserve">Kinases are recruited to substrates through docking interactions distinct from the catalytic cleft, including the D- and DEF-motifs used by MAP kinases and the SH2- and PTB-domain interactions that bring receptor tyrosine kinase substrates to high effective local concentration</w:t>
+      </w:r>
+      <w:r>
+        <w:rPr>
+          <w:i/>
+          <w:iCs/>
+        </w:rPr>
+        <w:t xml:space="preserve"> </w:t>
       </w:r>
       <w:r>
         <w:rPr>
@@ -1302,7 +1328,14 @@
           <w:i/>
           <w:iCs/>
         </w:rPr>
-        <w:t xml:space="preserve">]. A peptide that scores poorly against a kinase’s linear motif can therefore still be an efficient substrate once bound. Recognition is also frequently hierarchical: casein kinase 1 requires a phosphorylated residue at n-3, GSK3 at n+4, and casein kinase 2 can use either canonical or phospho-determinants, so a site’s suitability depends on prior modification events that a static motif score does not represent [</w:t>
+        <w:t xml:space="preserve">. A peptide that scores poorly against a kinase’s linear motif can therefore still be an efficient substrate once bound. Recognition is also frequently hierarchical: casein kinase 1 requires a phosphorylated residue at n-3, GSK3 at n+4, and casein kinase 2 can use either canonical or phospho-determinants, so a site’s suitability depends on prior modification events that a static motif score does not represent</w:t>
+      </w:r>
+      <w:r>
+        <w:rPr>
+          <w:i/>
+          <w:iCs/>
+        </w:rPr>
+        <w:t xml:space="preserve"> </w:t>
       </w:r>
       <w:r>
         <w:rPr>
@@ -1316,7 +1349,7 @@
           <w:i/>
           <w:iCs/>
         </w:rPr>
-        <w:t xml:space="preserve">].</w:t>
+        <w:t xml:space="preserve">.</w:t>
       </w:r>
     </w:p>
     <w:p>
@@ -1356,42 +1389,28 @@
           <w:i/>
           <w:iCs/>
         </w:rPr>
-        <w:t xml:space="preserve">Fourth, our filters are spatial but not temporal. Requiring a kinase and substrate to share a subcellular compartment is a necessary condition for a genuine interaction, not a sufficient one: a real kinase-substrate pair should additionally show coordinated behaviour over time, with substrate phosphorylation tracking kinase activity across stimuli, inhibitor treatments or genetic perturbation. Compendia of perturbation phosphoproteomics now make this tractable in principle [</w:t>
-      </w:r>
-      <w:r>
-        <w:rPr>
-          <w:i/>
-          <w:iCs/>
-        </w:rPr>
-        <w:t xml:space="preserve">(19)</w:t>
-      </w:r>
-      <w:r>
-        <w:rPr>
-          <w:i/>
-          <w:iCs/>
-        </w:rPr>
-        <w:t xml:space="preserve">;</w:t>
-      </w:r>
-      <w:r>
-        <w:rPr>
-          <w:i/>
-          <w:iCs/>
-        </w:rPr>
-        <w:t xml:space="preserve"> </w:t>
-      </w:r>
-      <w:r>
-        <w:rPr>
-          <w:i/>
-          <w:iCs/>
-        </w:rPr>
-        <w:t xml:space="preserve">(20)</w:t>
-      </w:r>
-      <w:r>
-        <w:rPr>
-          <w:i/>
-          <w:iCs/>
-        </w:rPr>
-        <w:t xml:space="preserve">], and adding a co-regulation layer […] is the most obvious way to improve the resource.</w:t>
+        <w:t xml:space="preserve">Fourth, our filters are spatial but not temporal. Requiring a kinase and substrate to share a subcellular compartment is a necessary condition for a genuine interaction, not a sufficient one: a real kinase-substrate pair should additionally show coordinated behaviour over time, with substrate phosphorylation tracking kinase activity across stimuli, inhibitor treatments or genetic perturbation. Compendia of perturbation phosphoproteomics now make this tractable in principle</w:t>
+      </w:r>
+      <w:r>
+        <w:rPr>
+          <w:i/>
+          <w:iCs/>
+        </w:rPr>
+        <w:t xml:space="preserve"> </w:t>
+      </w:r>
+      <w:r>
+        <w:rPr>
+          <w:i/>
+          <w:iCs/>
+        </w:rPr>
+        <w:t xml:space="preserve">(19,20)</w:t>
+      </w:r>
+      <w:r>
+        <w:rPr>
+          <w:i/>
+          <w:iCs/>
+        </w:rPr>
+        <w:t xml:space="preserve">, and adding a co-regulation layer […] is the most obvious way to improve the resource.</w:t>
       </w:r>
     </w:p>
     <w:p>
@@ -1433,7 +1452,7 @@
         <w:pStyle w:val="FirstParagraph"/>
       </w:pPr>
       <w:r>
-        <w:t xml:space="preserve">The 8,364 figure counts distinct kinase-substrate pairs. The same curated layer contains 16,360 distinct kinase-substrate-phosphosite relationships, which is the quantity comparable to the connection count the reviewer cites for KiNECTOR. Every entry is human, annotated to a reviewed (Swiss-Prot) UniProt accession, and deduplicated across PhosphoSitePlus, EPSD and iPTMnet as aggregated by KiNet; the remaining difference reflects the scope of that aggregation. KiNECTOR is now cited in the Introduction (general comment 1 above), so this scope difference is no longer left unexplained.</w:t>
+        <w:t xml:space="preserve">The 8,364 figure counts distinct kinase-substrate pairs. The same curated layer contains 16,360 distinct kinase-substrate-phosphosite relationships, which is the quantity comparable to the connection count the reviewer cites for KiNECTOR. Every entry is human, annotated to a reviewed (Swiss-Prot) UniProt accession, and deduplicated across PhosphoSitePlus, EPSD and iPTMnet as aggregated by KiNet; the remaining difference reflects the scope of that aggregation, and KiNECTOR does contain relationships our curated layer lacks (CDK1 at RANGAP1 S442, discussed under specific comment 17). KiNECTOR is now cited in the Introduction (general comment 1).</w:t>
       </w:r>
     </w:p>
     <w:p>
@@ -1518,13 +1537,16 @@
         <w:pStyle w:val="BodyText"/>
       </w:pPr>
       <w:r>
-        <w:t xml:space="preserve">We also now cite the literature on weak functional constraints across phosphoproteomes in the Introduction (</w:t>
+        <w:t xml:space="preserve">We also now cite the literature on weak functional constraint across phosphoproteomes in the Introduction</w:t>
+      </w:r>
+      <w:r>
+        <w:t xml:space="preserve"> </w:t>
       </w:r>
       <w:r>
         <w:t xml:space="preserve">(14)</w:t>
       </w:r>
       <w:r>
-        <w:t xml:space="preserve">, quoted under specific comment 2 above), where the point belongs.</w:t>
+        <w:t xml:space="preserve">, quoted under specific comment 2.</w:t>
       </w:r>
     </w:p>
     <w:p>
@@ -1613,7 +1635,27 @@
         <w:pStyle w:val="FirstParagraph"/>
       </w:pPr>
       <w:r>
-        <w:t xml:space="preserve">We made two changes rather than defend the single tier. Discussion, Limitations (directly after the passage quoted under specific comment 4), now states plainly that our tier is biased against docking-dependent kinases, and we release a relaxed tier as a separate layer. Methods,</w:t>
+        <w:t xml:space="preserve">The Limitations paragraph quoted under specific comment 4 now states the bias plainly:</w:t>
+      </w:r>
+    </w:p>
+    <w:p>
+      <w:pPr>
+        <w:pStyle w:val="BlockText"/>
+      </w:pPr>
+      <w:r>
+        <w:rPr>
+          <w:i/>
+          <w:iCs/>
+        </w:rPr>
+        <w:t xml:space="preserve">Taken together, these mechanisms bias a top-percentile motif tier against precisely those kinases for which docking, rather than the catalytic cleft, dominates substrate selection – which is one reason we also release a continuous confidence score and a relaxed motif tier.</w:t>
+      </w:r>
+    </w:p>
+    <w:p>
+      <w:pPr>
+        <w:pStyle w:val="FirstParagraph"/>
+      </w:pPr>
+      <w:r>
+        <w:t xml:space="preserve">The relaxed tier is described in Methods,</w:t>
       </w:r>
       <w:r>
         <w:t xml:space="preserve"> </w:t>
@@ -1634,7 +1676,7 @@
           <w:i/>
           <w:iCs/>
         </w:rPr>
-        <w:t xml:space="preserve">Because a single stringent tier structurally excludes kinases whose specificity is dominated by docking interactions rather than by the catalytic cleft (see Discussion), we additionally release a relaxed tier comprising kinase-site pairs between the 75th and 90th motif percentiles that satisfy the same contextual criteria. This layer is provided as a separately labelled supplementary table and is not part of the high-confidence set.</w:t>
+        <w:t xml:space="preserve">Because a single stringent tier structurally excludes kinases whose specificity is dominated by docking interactions rather than by the catalytic cleft (see Discussion), we additionally release a relaxed tier comprising kinase-site pairs between the 75th and 90th motif percentiles that satisfy the same contextual criteria. This layer is released as a separate, labelled table (see Data Availability) and is not part of the high-confidence set.</w:t>
       </w:r>
     </w:p>
     <w:p>
@@ -1659,7 +1701,7 @@
       <w:r>
         <w:t xml:space="preserve"> </w:t>
       </w:r>
-      <w:hyperlink r:id="rId12">
+      <w:hyperlink r:id="rId13">
         <w:r>
           <w:rPr>
             <w:rStyle w:val="Hyperlink"/>
@@ -1737,7 +1779,7 @@
         <w:pStyle w:val="FirstParagraph"/>
       </w:pPr>
       <w:r>
-        <w:t xml:space="preserve">Taken together with specific comment 16 below, since both concern the tyrosine enrichment. With corrected thresholds, and now computed once per unique site rather than once per kinase-site pair, the figures are 36.1% tyrosine against 12.8% serine and 15.0% threonine, not 70.8%/27.5%/26.9%. Rewritten passage of Discussion,</w:t>
+        <w:t xml:space="preserve">We answer this together with specific comment 16, which also concerns the tyrosine enrichment. With corrected thresholds, and now computed once per unique site rather than once per kinase-site pair, the figures are 36.1% tyrosine against 12.8% serine and 15.0% threonine, not 70.8%/27.5%/26.9%. Rewritten passage of Discussion,</w:t>
       </w:r>
       <w:r>
         <w:t xml:space="preserve"> </w:t>
@@ -1758,7 +1800,14 @@
           <w:i/>
           <w:iCs/>
         </w:rPr>
-        <w:t xml:space="preserve">We report this as a property of the assembled resource rather than as a claim about the phosphoproteome, because several factors plausibly contribute to it and we cannot separate them here. Much of the available phosphotyrosine data was generated using anti-phosphotyrosine immunoaffinity enrichment [</w:t>
+        <w:t xml:space="preserve">We report this as a property of the assembled resource rather than as a claim about the phosphoproteome, because several factors plausibly contribute to it and we cannot separate them here. Much of the available phosphotyrosine data was generated using anti-phosphotyrosine immunoaffinity enrichment</w:t>
+      </w:r>
+      <w:r>
+        <w:rPr>
+          <w:i/>
+          <w:iCs/>
+        </w:rPr>
+        <w:t xml:space="preserve"> </w:t>
       </w:r>
       <w:r>
         <w:rPr>
@@ -1772,7 +1821,14 @@
           <w:i/>
           <w:iCs/>
         </w:rPr>
-        <w:t xml:space="preserve">], a targeted design that both concentrates on sites of prior biological interest and differs systematically from the untargeted enrichment used for serine and threonine sites. Phosphotyrosine is also the smallest and best-studied of the three classes, so its coverage is comparatively closer to saturation, and a substantial share of well-characterised tyrosine sites are receptor tyrosine kinase autophosphorylation sites whose documented function is to recruit SH2- and PTB-domain effectors [</w:t>
+        <w:t xml:space="preserve">, a targeted design that both concentrates on sites of prior biological interest and differs systematically from the untargeted enrichment used for serine and threonine sites. Phosphotyrosine is also the smallest and best-studied of the three classes, so its coverage is comparatively closer to saturation, and a substantial share of well-characterised tyrosine sites are receptor tyrosine kinase autophosphorylation sites whose documented function is to recruit SH2- and PTB-domain effectors</w:t>
+      </w:r>
+      <w:r>
+        <w:rPr>
+          <w:i/>
+          <w:iCs/>
+        </w:rPr>
+        <w:t xml:space="preserve"> </w:t>
       </w:r>
       <w:r>
         <w:rPr>
@@ -1786,42 +1842,28 @@
           <w:i/>
           <w:iCs/>
         </w:rPr>
-        <w:t xml:space="preserve">]. […] the relative evolutionary conservation of phosphothreonine and phosphotyrosine sites remains an area of active disagreement [</w:t>
-      </w:r>
-      <w:r>
-        <w:rPr>
-          <w:i/>
-          <w:iCs/>
-        </w:rPr>
-        <w:t xml:space="preserve">(14)</w:t>
-      </w:r>
-      <w:r>
-        <w:rPr>
-          <w:i/>
-          <w:iCs/>
-        </w:rPr>
-        <w:t xml:space="preserve">;</w:t>
-      </w:r>
-      <w:r>
-        <w:rPr>
-          <w:i/>
-          <w:iCs/>
-        </w:rPr>
-        <w:t xml:space="preserve"> </w:t>
-      </w:r>
-      <w:r>
-        <w:rPr>
-          <w:i/>
-          <w:iCs/>
-        </w:rPr>
-        <w:t xml:space="preserve">(4)</w:t>
-      </w:r>
-      <w:r>
-        <w:rPr>
-          <w:i/>
-          <w:iCs/>
-        </w:rPr>
-        <w:t xml:space="preserve">]. We therefore draw no evolutionary inference from this observation.</w:t>
+        <w:t xml:space="preserve">. […] the relative evolutionary conservation of phosphothreonine and phosphotyrosine sites remains an area of active disagreement</w:t>
+      </w:r>
+      <w:r>
+        <w:rPr>
+          <w:i/>
+          <w:iCs/>
+        </w:rPr>
+        <w:t xml:space="preserve"> </w:t>
+      </w:r>
+      <w:r>
+        <w:rPr>
+          <w:i/>
+          <w:iCs/>
+        </w:rPr>
+        <w:t xml:space="preserve">(4,14)</w:t>
+      </w:r>
+      <w:r>
+        <w:rPr>
+          <w:i/>
+          <w:iCs/>
+        </w:rPr>
+        <w:t xml:space="preserve">. We therefore draw no evolutionary inference from this observation.</w:t>
       </w:r>
     </w:p>
     <w:p>
@@ -1938,7 +1980,7 @@
         <w:pStyle w:val="FirstParagraph"/>
       </w:pPr>
       <w:r>
-        <w:t xml:space="preserve">On the reviewer’s observation that phosphothreonine sites are better conserved than phosphotyrosine sites, we are not in a position to adjudicate, and draw no evolutionary inference from our own data, as quoted above.</w:t>
+        <w:t xml:space="preserve">On the relative conservation of phosphothreonine and phosphotyrosine sites, we are not in a position to adjudicate and, as quoted above, draw no evolutionary inference from our data.</w:t>
       </w:r>
     </w:p>
     <w:p>
@@ -2067,7 +2109,14 @@
           <w:i/>
           <w:iCs/>
         </w:rPr>
-        <w:t xml:space="preserve">based on publication counts, functional annotations and available reagents [</w:t>
+        <w:t xml:space="preserve">based on publication counts, functional annotations and available reagents</w:t>
+      </w:r>
+      <w:r>
+        <w:rPr>
+          <w:i/>
+          <w:iCs/>
+        </w:rPr>
+        <w:t xml:space="preserve"> </w:t>
       </w:r>
       <w:r>
         <w:rPr>
@@ -2076,20 +2125,13 @@
         </w:rPr>
         <w:t xml:space="preserve">(22)</w:t>
       </w:r>
-      <w:r>
-        <w:rPr>
-          <w:i/>
-          <w:iCs/>
-        </w:rPr>
-        <w:t xml:space="preserve">]</w:t>
-      </w:r>
-    </w:p>
-    <w:p>
-      <w:pPr>
-        <w:pStyle w:val="FirstParagraph"/>
-      </w:pPr>
-      <w:r>
-        <w:t xml:space="preserve">No change was needed beyond noting, as the reviewer does, that with only ~90 dedicated tyrosine kinases in a kinome of ~520, the serine/threonine skew among understudied kinases is expected rather than notable.</w:t>
+    </w:p>
+    <w:p>
+      <w:pPr>
+        <w:pStyle w:val="FirstParagraph"/>
+      </w:pPr>
+      <w:r>
+        <w:t xml:space="preserve">No change was needed: as the reviewer notes, with only ~90 dedicated tyrosine kinases, a serine/threonine skew among understudied kinases is expected.</w:t>
       </w:r>
     </w:p>
     <w:p>
@@ -2117,7 +2159,7 @@
         <w:pStyle w:val="FirstParagraph"/>
       </w:pPr>
       <w:r>
-        <w:t xml:space="preserve">Taken together with comments 14 and 15 below, since all three concern the web portal.</w:t>
+        <w:t xml:space="preserve">We answer comments 13-15 together, since all three concern the web portal.</w:t>
       </w:r>
     </w:p>
     <w:p>
@@ -2238,13 +2280,16 @@
         <w:pStyle w:val="FirstParagraph"/>
       </w:pPr>
       <w:r>
-        <w:t xml:space="preserve">On the question of in what way a site is functional: the phosphosite functional score is a gradient boosting model, trained on sites of known function, that aggregates 59 features grouped as mass-spectrometry evidence, phosphosite regulation, structural environment and evolutionary conservation into a single estimate of functional relevance [</w:t>
+        <w:t xml:space="preserve">On the question of in what way a site is functional: the phosphosite functional score is based on a gradient boosting model, trained on sites of known function, that aggregates 59 features grouped as mass-spectrometry evidence, phosphosite regulation, structural environment and evolutionary conservation into a single estimate of functional relevance</w:t>
+      </w:r>
+      <w:r>
+        <w:t xml:space="preserve"> </w:t>
       </w:r>
       <w:r>
         <w:t xml:space="preserve">(4)</w:t>
       </w:r>
       <w:r>
-        <w:t xml:space="preserve">]. It indicates how likely a site is to be functional, not the mechanism; where a mechanism is known, it is described in the publications listed for each curated interaction.</w:t>
+        <w:t xml:space="preserve">. It indicates how likely a site is to be functional, not the mechanism; where a mechanism is known, it is described in the publications linked by PMID from each curated interaction’s detail panel.</w:t>
       </w:r>
     </w:p>
     <w:p>
@@ -2301,7 +2346,27 @@
         <w:pStyle w:val="FirstParagraph"/>
       </w:pPr>
       <w:r>
-        <w:t xml:space="preserve">Each site’s flanking sequence is now also shown with the phosphoacceptor highlighted, verified against the canonical UniProt sequence for every site. We return to this in specific comment 18, where it answers the reviewer’s own check directly. These comments improved the resource more than any other part of the review.</w:t>
+        <w:t xml:space="preserve">We also added:</w:t>
+      </w:r>
+    </w:p>
+    <w:p>
+      <w:pPr>
+        <w:pStyle w:val="BlockText"/>
+      </w:pPr>
+      <w:r>
+        <w:rPr>
+          <w:i/>
+          <w:iCs/>
+        </w:rPr>
+        <w:t xml:space="preserve">Site sequence context: Each site’s -7/+7 flanking sequence is shown with the phosphoacceptor highlighted, verified against the canonical UniProt sequence for every site in the resource.</w:t>
+      </w:r>
+    </w:p>
+    <w:p>
+      <w:pPr>
+        <w:pStyle w:val="FirstParagraph"/>
+      </w:pPr>
+      <w:r>
+        <w:t xml:space="preserve">These comments improved the resource more than any other part of the review.</w:t>
       </w:r>
     </w:p>
     <w:p>
@@ -2386,7 +2451,7 @@
         <w:pStyle w:val="FirstParagraph"/>
       </w:pPr>
       <w:r>
-        <w:t xml:space="preserve">We thank the reviewer for checking this prediction against PhosphoNET. Its top-ranked candidates for ARID1A Y762 (Arg, Brk, Abl and Tyro3) include the two kinases our motif layer ranks highest (ABL2, i.e. Arg, and ABL1), which supports the motif-level result. However, ARID1A Y762 has a functional score of 0.38 and no curated support, so under the 0.5 threshold stated in the Methods it is not part of the high-confidence set, and it is no longer an appropriate showcase for the released resource. We have replaced it with an example that is in the resource and whose prioritization rests on localization and functional score. Discussion,</w:t>
+        <w:t xml:space="preserve">We thank the reviewer for checking this prediction against PhosphoNET. Its top-ranked candidates for ARID1A Y762 (Arg, Brk, Abl and Tyro3) include the two kinases our motif layer ranks highest (ABL2, i.e. Arg, and ABL1), which supports the motif-level result. However, ARID1A Y762 has a functional score of 0.38 and no curated support, so under the 0.5 threshold stated in the Methods it is not in the high-confidence set and is not an appropriate showcase. We replaced it with an example that is in the resource and whose prioritization rests on localization and functional score. Discussion,</w:t>
       </w:r>
       <w:r>
         <w:t xml:space="preserve"> </w:t>
@@ -2407,7 +2472,14 @@
           <w:i/>
           <w:iCs/>
         </w:rPr>
-        <w:t xml:space="preserve">The value of layering orthogonal evidence is illustrated by RANGAP1 S442, an experimentally observed mitotic phosphosite that lies in a cyclin-dependent kinase (Cdk) consensus motif but has no assigned upstream kinase in the curated databases we integrated [</w:t>
+        <w:t xml:space="preserve">The value of layering orthogonal evidence is illustrated by RANGAP1 S442, an experimentally observed mitotic phosphosite that lies in a cyclin-dependent kinase (Cdk) consensus motif but has no assigned upstream kinase in the curated databases we integrated</w:t>
+      </w:r>
+      <w:r>
+        <w:rPr>
+          <w:i/>
+          <w:iCs/>
+        </w:rPr>
+        <w:t xml:space="preserve"> </w:t>
       </w:r>
       <w:r>
         <w:rPr>
@@ -2421,24 +2493,15 @@
           <w:i/>
           <w:iCs/>
         </w:rPr>
-        <w:t xml:space="preserve">].</w:t>
-      </w:r>
-    </w:p>
-    <w:p>
-      <w:pPr>
-        <w:pStyle w:val="FirstParagraph"/>
-      </w:pPr>
-      <w:r>
-        <w:t xml:space="preserve">As a check independent of our pipeline, two of the resources the reviewer consulted, KinaseNET and KiNECTOR, each list RANGAP1 S442 as a known site of CDK1, one of the two kinases our pipeline retains for this site. KiNECTOR also lists CDK1 at T409, which is the site curated in the databases we integrated, and records the interaction type as</w:t>
-      </w:r>
-      <w:r>
-        <w:t xml:space="preserve"> </w:t>
-      </w:r>
-      <w:r>
-        <w:t xml:space="preserve">“unknown”</w:t>
-      </w:r>
-      <w:r>
-        <w:t xml:space="preserve">; neither resource gives a ranking. KiNECTOR does not display a literature reference in its query results, though we assume the reference is available through the companion PhosphoNET resource. OmniPath</w:t>
+        <w:t xml:space="preserve">. […] Localization does separate them: CDK1 and CDK3 share the cytosol with RANGAP1, whereas CDK2 and GSK3B are annotated only to compartments that RANGAP1 does not occupy and MARK3 has no HPA annotation. The site also carries a high functional score (0.92).</w:t>
+      </w:r>
+    </w:p>
+    <w:p>
+      <w:pPr>
+        <w:pStyle w:val="FirstParagraph"/>
+      </w:pPr>
+      <w:r>
+        <w:t xml:space="preserve">As a check independent of our pipeline, KinaseNET and KiNECTOR both list RANGAP1 S442 as a known site of CDK1, one of the two kinases our pipeline retains (KiNECTOR also lists T409, the site curated in the databases we integrated); neither gives a ranking. OmniPath’s records for CDK1 at S442</w:t>
       </w:r>
       <w:r>
         <w:t xml:space="preserve"> </w:t>
@@ -2447,7 +2510,22 @@
         <w:t xml:space="preserve">(24,25)</w:t>
       </w:r>
       <w:r>
-        <w:t xml:space="preserve">, which lists the supporting reference for each record, attributes phosphorylation of RANGAP1 S442 by CDK1 to SIGNOR and to text-mined records that cite Swaminathan et al. (PMID 15037602), the study cited in the passage quoted above; the CDK2 and p38α (MAPK14) assignments it lists for this site come from a computational prediction study (Linding et al., 2007; PMID 17570479). The experimental evidence for CDK1 at S442 in OmniPath therefore traces to a single study, and we present the site as a prioritised candidate rather than an established assignment.</w:t>
+        <w:t xml:space="preserve"> </w:t>
+      </w:r>
+      <w:r>
+        <w:t xml:space="preserve">cite Swaminathan et al. (PMID 15037602), the study cited above, while its CDK2 and p38α (MAPK14) assignments for this site come from a computational prediction study (Linding et al., 2007; PMID 17570479). The experimental evidence for CDK1 at S442 therefore rests on a single study, and we present the site as a prioritised candidate rather than an established assignment. We could not repeat the reviewer’s PhosphoNET check for this site or for the example under specific comment 18: www.phosphonet.ca did not respond, or returned a</w:t>
+      </w:r>
+      <w:r>
+        <w:t xml:space="preserve"> </w:t>
+      </w:r>
+      <w:r>
+        <w:t xml:space="preserve">“service unavailable”</w:t>
+      </w:r>
+      <w:r>
+        <w:t xml:space="preserve"> </w:t>
+      </w:r>
+      <w:r>
+        <w:t xml:space="preserve">error, whenever we tried between 21 and 24 September 2026.</w:t>
       </w:r>
     </w:p>
     <w:p>
@@ -2472,7 +2550,7 @@
       <w:r>
         <w:t xml:space="preserve"> </w:t>
       </w:r>
-      <w:hyperlink r:id="rId13">
+      <w:hyperlink r:id="rId14">
         <w:r>
           <w:rPr>
             <w:rStyle w:val="Hyperlink"/>
@@ -2526,7 +2604,7 @@
         <w:t xml:space="preserve"> </w:t>
       </w:r>
       <w:r>
-        <w:t xml:space="preserve">is an alias of C11orf58 (UniProt O00193), of KIFAP3 -- via</w:t>
+        <w:t xml:space="preserve">is an alias of C11orf58 (UniProt O00193), of KIFAP3 (via</w:t>
       </w:r>
       <w:r>
         <w:t xml:space="preserve"> </w:t>
@@ -2535,10 +2613,7 @@
         <w:t xml:space="preserve">“Smg GDS-associated protein”</w:t>
       </w:r>
       <w:r>
-        <w:t xml:space="preserve"> </w:t>
-      </w:r>
-      <w:r>
-        <w:t xml:space="preserve">-- and of BRD8, so a single phosphosite on O00193, S25, was emitted under three different substrate names while keeping O00193’s residue numbering. The specificity atlas contains no S25 entry for KIFAP3; only S60 and S102. The reviewer’s observation that UniProt Q92845 position 25 is a lysine is correct, and was the first sign of this.</w:t>
+        <w:t xml:space="preserve">) and of BRD8, so a single phosphosite on O00193, S25, was emitted under three different substrate names while keeping O00193’s residue numbering. The specificity atlas contains no S25 entry for KIFAP3; only S60 and S102. The reviewer’s observation that UniProt Q92845 position 25 is a lysine is correct, and was the first sign of this.</w:t>
       </w:r>
     </w:p>
     <w:p>
@@ -2578,7 +2653,7 @@
         <w:pStyle w:val="FirstParagraph"/>
       </w:pPr>
       <w:r>
-        <w:t xml:space="preserve">The mistake was general, so we audited the whole resource for it. On the substrate axis it affected 12 accessions out of 10,911, and on the kinase axis out of 396 kinase names, 51 matched neither an official symbol nor an alias and were dropped without warning, and 13 more were ambiguous, fanning out onto 15 additional genes.</w:t>
+        <w:t xml:space="preserve">The mistake was general, so we audited the whole resource. It affected 12 of 10,911 substrate accessions. Of 396 atlas kinase names, 51 matched neither an official symbol nor an alias and were dropped without warning, and 13 were ambiguous, fanning out onto 15 additional genes.</w:t>
       </w:r>
       <w:r>
         <w:t xml:space="preserve"> </w:t>
@@ -2590,7 +2665,7 @@
         <w:t xml:space="preserve"> </w:t>
       </w:r>
       <w:r>
-        <w:t xml:space="preserve">resolved to ABL1, MTTP and DSP-AS1, so a tyrosine-kinase specificity profile was attributed to a lipid-transfer protein and an antisense RNA. The dark-kinase share of pairs now rises from 3.4% to 15.7% (3.4% to 11.2% in the submitted version), reflected throughout the Results and Discussion wherever that figure appears.</w:t>
+        <w:t xml:space="preserve">resolved to ABL1, MTTP and DSP-AS1, so a tyrosine-kinase specificity profile was attributed to a lipid-transfer protein and an antisense RNA. With these corrections, integration raises the dark-kinase share of pairs from 3.4% to 15.7% (11.2% in the submitted version), and every figure and statistic that depends on it has been updated.</w:t>
       </w:r>
     </w:p>
     <w:p>
@@ -2619,7 +2694,14 @@
           <w:i/>
           <w:iCs/>
         </w:rPr>
-        <w:t xml:space="preserve">Similarly, our resource illuminates potential regulatory roles for dark kinases. MAPK15 (ERK8) is classified as understudied by the IDG programme [</w:t>
+        <w:t xml:space="preserve">Similarly, our resource illuminates potential regulatory roles for dark kinases. MAPK15 (ERK8) is classified as understudied by the IDG programme</w:t>
+      </w:r>
+      <w:r>
+        <w:rPr>
+          <w:i/>
+          <w:iCs/>
+        </w:rPr>
+        <w:t xml:space="preserve"> </w:t>
       </w:r>
       <w:r>
         <w:rPr>
@@ -2633,7 +2715,14 @@
           <w:i/>
           <w:iCs/>
         </w:rPr>
-        <w:t xml:space="preserve">] and has few annotated substrates despite belonging to a well-characterised, proline-directed kinase family. Our pipeline nominates RING1, the E3 ubiquitin ligase subunit of the Polycomb repressive complex 1, as a candidate substrate at S38. The prediction satisfies every criterion in the pipeline and is internally coherent with what is known about the kinase: MAPK15 is the top-ranked kinase of the entire kinome for this site (rank 1, 99.0th percentile), the site carries a high functional score (0.89), MAPK15 and RING1 share two annotated compartments (cytosol and nucleoplasm), and the local sequence (DGTEIAV-</w:t>
+        <w:t xml:space="preserve"> </w:t>
+      </w:r>
+      <w:r>
+        <w:rPr>
+          <w:i/>
+          <w:iCs/>
+        </w:rPr>
+        <w:t xml:space="preserve">and has few annotated substrates despite belonging to a well-characterised, proline-directed kinase family. Our pipeline nominates RING1, the E3 ubiquitin ligase subunit of the Polycomb repressive complex 1, as a candidate substrate at S38. The prediction satisfies every criterion in the pipeline and is internally coherent with what is known about the kinase: MAPK15 is the top-ranked kinase of the entire kinome for this site (rank 1, 99.0th percentile), the site carries a high functional score (0.89), MAPK15 and RING1 share two annotated compartments (cytosol and nucleoplasm), and the local sequence (DGTEIAV-</w:t>
       </w:r>
       <w:r>
         <w:rPr>
@@ -2657,7 +2746,7 @@
         <w:pStyle w:val="FirstParagraph"/>
       </w:pPr>
       <w:r>
-        <w:t xml:space="preserve">MAPK15 -&gt; RING1 S38 is not listed in KinaseNET or KiNECTOR, as expected for an interaction that is novel with respect to curated resources, and we found no independent experimental support for it in the literature or in HIPPIE. We therefore present it strictly as a prioritised hypothesis, and rest the argument for the pipeline on the example above, where the prioritized kinase is independently supported.</w:t>
+        <w:t xml:space="preserve">MAPK15 -&gt; RING1 S38 is not listed in KinaseNET or KiNECTOR, as expected for an interaction that is novel with respect to curated resources, and we found no independent experimental support for it in the literature, HIPPIE or OmniPath. We therefore present it strictly as a prioritised hypothesis, and rest the argument for the pipeline on the RANGAP1 example (specific comment 17), where the prioritized kinase is independently supported.</w:t>
       </w:r>
     </w:p>
     <w:p>
@@ -2684,8 +2773,8 @@
         <w:t xml:space="preserve"> </w:t>
       </w:r>
     </w:p>
-    <w:bookmarkStart w:id="64" w:name="refs"/>
-    <w:bookmarkStart w:id="15" w:name="ref-Sugiyama2019-ki"/>
+    <w:bookmarkStart w:id="65" w:name="refs"/>
+    <w:bookmarkStart w:id="16" w:name="ref-Sugiyama2019-ki"/>
     <w:p>
       <w:pPr>
         <w:pStyle w:val="Bibliography"/>
@@ -2705,7 +2794,7 @@
       <w:r>
         <w:t xml:space="preserve"> </w:t>
       </w:r>
-      <w:hyperlink r:id="rId14">
+      <w:hyperlink r:id="rId15">
         <w:r>
           <w:rPr>
             <w:rStyle w:val="Hyperlink"/>
@@ -2743,8 +2832,8 @@
         <w:t xml:space="preserve">, 10503.</w:t>
       </w:r>
     </w:p>
-    <w:bookmarkEnd w:id="15"/>
-    <w:bookmarkStart w:id="17" w:name="ref-Poll2024-km"/>
+    <w:bookmarkEnd w:id="16"/>
+    <w:bookmarkStart w:id="18" w:name="ref-Poll2024-km"/>
     <w:p>
       <w:pPr>
         <w:pStyle w:val="Bibliography"/>
@@ -2764,7 +2853,7 @@
       <w:r>
         <w:t xml:space="preserve"> </w:t>
       </w:r>
-      <w:hyperlink r:id="rId16">
+      <w:hyperlink r:id="rId17">
         <w:r>
           <w:rPr>
             <w:rStyle w:val="Hyperlink"/>
@@ -2802,8 +2891,8 @@
         <w:t xml:space="preserve">, 137.</w:t>
       </w:r>
     </w:p>
-    <w:bookmarkEnd w:id="17"/>
-    <w:bookmarkStart w:id="19" w:name="ref-Invergo2022-iv"/>
+    <w:bookmarkEnd w:id="18"/>
+    <w:bookmarkStart w:id="20" w:name="ref-Invergo2022-iv"/>
     <w:p>
       <w:pPr>
         <w:pStyle w:val="Bibliography"/>
@@ -2823,7 +2912,7 @@
       <w:r>
         <w:t xml:space="preserve"> </w:t>
       </w:r>
-      <w:hyperlink r:id="rId18">
+      <w:hyperlink r:id="rId19">
         <w:r>
           <w:rPr>
             <w:rStyle w:val="Hyperlink"/>
@@ -2861,8 +2950,8 @@
         <w:t xml:space="preserve">, e1010110.</w:t>
       </w:r>
     </w:p>
-    <w:bookmarkEnd w:id="19"/>
-    <w:bookmarkStart w:id="21" w:name="ref-Ochoa2020-og"/>
+    <w:bookmarkEnd w:id="20"/>
+    <w:bookmarkStart w:id="22" w:name="ref-Ochoa2020-og"/>
     <w:p>
       <w:pPr>
         <w:pStyle w:val="Bibliography"/>
@@ -2885,7 +2974,7 @@
       <w:r>
         <w:t xml:space="preserve"> </w:t>
       </w:r>
-      <w:hyperlink r:id="rId20">
+      <w:hyperlink r:id="rId21">
         <w:r>
           <w:rPr>
             <w:rStyle w:val="Hyperlink"/>
@@ -2923,8 +3012,8 @@
         <w:t xml:space="preserve">, 365–373.</w:t>
       </w:r>
     </w:p>
-    <w:bookmarkEnd w:id="21"/>
-    <w:bookmarkStart w:id="23" w:name="ref-Yaron-Barir2024-lv"/>
+    <w:bookmarkEnd w:id="22"/>
+    <w:bookmarkStart w:id="24" w:name="ref-Yaron-Barir2024-lv"/>
     <w:p>
       <w:pPr>
         <w:pStyle w:val="Bibliography"/>
@@ -2944,7 +3033,7 @@
       <w:r>
         <w:t xml:space="preserve"> </w:t>
       </w:r>
-      <w:hyperlink r:id="rId22">
+      <w:hyperlink r:id="rId23">
         <w:r>
           <w:rPr>
             <w:rStyle w:val="Hyperlink"/>
@@ -2982,8 +3071,8 @@
         <w:t xml:space="preserve">, 1174–1181.</w:t>
       </w:r>
     </w:p>
-    <w:bookmarkEnd w:id="23"/>
-    <w:bookmarkStart w:id="25" w:name="ref-Horn2014-kx"/>
+    <w:bookmarkEnd w:id="24"/>
+    <w:bookmarkStart w:id="26" w:name="ref-Horn2014-kx"/>
     <w:p>
       <w:pPr>
         <w:pStyle w:val="Bibliography"/>
@@ -3003,7 +3092,7 @@
       <w:r>
         <w:t xml:space="preserve"> </w:t>
       </w:r>
-      <w:hyperlink r:id="rId24">
+      <w:hyperlink r:id="rId25">
         <w:r>
           <w:rPr>
             <w:rStyle w:val="Hyperlink"/>
@@ -3047,8 +3136,8 @@
         <w:t xml:space="preserve">, 603–604.</w:t>
       </w:r>
     </w:p>
-    <w:bookmarkEnd w:id="25"/>
-    <w:bookmarkStart w:id="27" w:name="ref-Huttlin2010-ts"/>
+    <w:bookmarkEnd w:id="26"/>
+    <w:bookmarkStart w:id="28" w:name="ref-Huttlin2010-ts"/>
     <w:p>
       <w:pPr>
         <w:pStyle w:val="Bibliography"/>
@@ -3068,7 +3157,7 @@
       <w:r>
         <w:t xml:space="preserve"> </w:t>
       </w:r>
-      <w:hyperlink r:id="rId26">
+      <w:hyperlink r:id="rId27">
         <w:r>
           <w:rPr>
             <w:rStyle w:val="Hyperlink"/>
@@ -3106,8 +3195,8 @@
         <w:t xml:space="preserve">, 1174–1189.</w:t>
       </w:r>
     </w:p>
-    <w:bookmarkEnd w:id="27"/>
-    <w:bookmarkStart w:id="29" w:name="ref-Thul2017-cl"/>
+    <w:bookmarkEnd w:id="28"/>
+    <w:bookmarkStart w:id="30" w:name="ref-Thul2017-cl"/>
     <w:p>
       <w:pPr>
         <w:pStyle w:val="Bibliography"/>
@@ -3127,7 +3216,7 @@
       <w:r>
         <w:t xml:space="preserve"> </w:t>
       </w:r>
-      <w:hyperlink r:id="rId28">
+      <w:hyperlink r:id="rId29">
         <w:r>
           <w:rPr>
             <w:rStyle w:val="Hyperlink"/>
@@ -3146,7 +3235,7 @@
           <w:i/>
           <w:iCs/>
         </w:rPr>
-        <w:t xml:space="preserve">Science (New York, N.Y.)</w:t>
+        <w:t xml:space="preserve">Science</w:t>
       </w:r>
       <w:r>
         <w:t xml:space="preserve">,</w:t>
@@ -3162,50 +3251,50 @@
         <w:t xml:space="preserve">356</w:t>
       </w:r>
       <w:r>
+        <w:t xml:space="preserve">, eaal3321.</w:t>
+      </w:r>
+    </w:p>
+    <w:bookmarkEnd w:id="30"/>
+    <w:bookmarkStart w:id="32" w:name="ref-Uhlen2015-sd"/>
+    <w:p>
+      <w:pPr>
+        <w:pStyle w:val="Bibliography"/>
+      </w:pPr>
+      <w:r>
+        <w:t xml:space="preserve">9.</w:t>
+      </w:r>
+      <w:r>
+        <w:t xml:space="preserve"> </w:t>
+      </w:r>
+      <w:r>
+        <w:t xml:space="preserve">	</w:t>
+      </w:r>
+      <w:r>
+        <w:t xml:space="preserve">Uhlén, M., Fagerberg, L., Hallström, B.M., et al. (2015)</w:t>
+      </w:r>
+      <w:r>
+        <w:t xml:space="preserve"> </w:t>
+      </w:r>
+      <w:hyperlink r:id="rId31">
+        <w:r>
+          <w:rPr>
+            <w:rStyle w:val="Hyperlink"/>
+          </w:rPr>
+          <w:t xml:space="preserve">Tissue-based map of the human proteome</w:t>
+        </w:r>
+      </w:hyperlink>
+      <w:r>
         <w:t xml:space="preserve">.</w:t>
       </w:r>
-    </w:p>
-    <w:bookmarkEnd w:id="29"/>
-    <w:bookmarkStart w:id="31" w:name="ref-Uhlen2015-sd"/>
-    <w:p>
-      <w:pPr>
-        <w:pStyle w:val="Bibliography"/>
-      </w:pPr>
-      <w:r>
-        <w:t xml:space="preserve">9.</w:t>
-      </w:r>
-      <w:r>
-        <w:t xml:space="preserve"> </w:t>
-      </w:r>
-      <w:r>
-        <w:t xml:space="preserve">	</w:t>
-      </w:r>
-      <w:r>
-        <w:t xml:space="preserve">Uhlén, M., Fagerberg, L., Hallström, B.M., et al. (2015)</w:t>
-      </w:r>
-      <w:r>
-        <w:t xml:space="preserve"> </w:t>
-      </w:r>
-      <w:hyperlink r:id="rId30">
-        <w:r>
-          <w:rPr>
-            <w:rStyle w:val="Hyperlink"/>
-          </w:rPr>
-          <w:t xml:space="preserve">Proteomics. Tissue-based map of the human proteome</w:t>
-        </w:r>
-      </w:hyperlink>
-      <w:r>
-        <w:t xml:space="preserve">.</w:t>
-      </w:r>
-      <w:r>
-        <w:t xml:space="preserve"> </w:t>
-      </w:r>
-      <w:r>
-        <w:rPr>
-          <w:i/>
-          <w:iCs/>
-        </w:rPr>
-        <w:t xml:space="preserve">Science (New York, N.Y.)</w:t>
+      <w:r>
+        <w:t xml:space="preserve"> </w:t>
+      </w:r>
+      <w:r>
+        <w:rPr>
+          <w:i/>
+          <w:iCs/>
+        </w:rPr>
+        <w:t xml:space="preserve">Science</w:t>
       </w:r>
       <w:r>
         <w:t xml:space="preserve">,</w:t>
@@ -3224,8 +3313,8 @@
         <w:t xml:space="preserve">, 1260419.</w:t>
       </w:r>
     </w:p>
-    <w:bookmarkEnd w:id="31"/>
-    <w:bookmarkStart w:id="33" w:name="ref-Safaei2011-pn"/>
+    <w:bookmarkEnd w:id="32"/>
+    <w:bookmarkStart w:id="34" w:name="ref-Safaei2011-pn"/>
     <w:p>
       <w:pPr>
         <w:pStyle w:val="Bibliography"/>
@@ -3245,7 +3334,7 @@
       <w:r>
         <w:t xml:space="preserve"> </w:t>
       </w:r>
-      <w:hyperlink r:id="rId32">
+      <w:hyperlink r:id="rId33">
         <w:r>
           <w:rPr>
             <w:rStyle w:val="Hyperlink"/>
@@ -3283,8 +3372,8 @@
         <w:t xml:space="preserve">, S6.</w:t>
       </w:r>
     </w:p>
-    <w:bookmarkEnd w:id="33"/>
-    <w:bookmarkStart w:id="35" w:name="ref-Hornbeck2019-psp"/>
+    <w:bookmarkEnd w:id="34"/>
+    <w:bookmarkStart w:id="36" w:name="ref-Hornbeck2019-psp"/>
     <w:p>
       <w:pPr>
         <w:pStyle w:val="Bibliography"/>
@@ -3304,7 +3393,7 @@
       <w:r>
         <w:t xml:space="preserve"> </w:t>
       </w:r>
-      <w:hyperlink r:id="rId34">
+      <w:hyperlink r:id="rId35">
         <w:r>
           <w:rPr>
             <w:rStyle w:val="Hyperlink"/>
@@ -3360,8 +3449,8 @@
         <w:t xml:space="preserve">, D433–D441.</w:t>
       </w:r>
     </w:p>
-    <w:bookmarkEnd w:id="35"/>
-    <w:bookmarkStart w:id="37" w:name="ref-Vlastaridis2017-hz"/>
+    <w:bookmarkEnd w:id="36"/>
+    <w:bookmarkStart w:id="38" w:name="ref-Vlastaridis2017-hz"/>
     <w:p>
       <w:pPr>
         <w:pStyle w:val="Bibliography"/>
@@ -3381,7 +3470,7 @@
       <w:r>
         <w:t xml:space="preserve"> </w:t>
       </w:r>
-      <w:hyperlink r:id="rId36">
+      <w:hyperlink r:id="rId37">
         <w:r>
           <w:rPr>
             <w:rStyle w:val="Hyperlink"/>
@@ -3419,8 +3508,8 @@
         <w:t xml:space="preserve">, 1–11.</w:t>
       </w:r>
     </w:p>
-    <w:bookmarkEnd w:id="37"/>
-    <w:bookmarkStart w:id="39" w:name="ref-Sharma2014-ud"/>
+    <w:bookmarkEnd w:id="38"/>
+    <w:bookmarkStart w:id="40" w:name="ref-Sharma2014-ud"/>
     <w:p>
       <w:pPr>
         <w:pStyle w:val="Bibliography"/>
@@ -3440,7 +3529,7 @@
       <w:r>
         <w:t xml:space="preserve"> </w:t>
       </w:r>
-      <w:hyperlink r:id="rId38">
+      <w:hyperlink r:id="rId39">
         <w:r>
           <w:rPr>
             <w:rStyle w:val="Hyperlink"/>
@@ -3532,8 +3621,8 @@
         <w:t xml:space="preserve">, 1583–1594.</w:t>
       </w:r>
     </w:p>
-    <w:bookmarkEnd w:id="39"/>
-    <w:bookmarkStart w:id="41" w:name="ref-Landry2009-wf"/>
+    <w:bookmarkEnd w:id="40"/>
+    <w:bookmarkStart w:id="42" w:name="ref-Landry2009-wf"/>
     <w:p>
       <w:pPr>
         <w:pStyle w:val="Bibliography"/>
@@ -3553,7 +3642,7 @@
       <w:r>
         <w:t xml:space="preserve"> </w:t>
       </w:r>
-      <w:hyperlink r:id="rId40">
+      <w:hyperlink r:id="rId41">
         <w:r>
           <w:rPr>
             <w:rStyle w:val="Hyperlink"/>
@@ -3591,8 +3680,8 @@
         <w:t xml:space="preserve">, 193–197.</w:t>
       </w:r>
     </w:p>
-    <w:bookmarkEnd w:id="41"/>
-    <w:bookmarkStart w:id="43" w:name="ref-Kalyuzhnyy2022-ph"/>
+    <w:bookmarkEnd w:id="42"/>
+    <w:bookmarkStart w:id="44" w:name="ref-Kalyuzhnyy2022-ph"/>
     <w:p>
       <w:pPr>
         <w:pStyle w:val="Bibliography"/>
@@ -3612,7 +3701,7 @@
       <w:r>
         <w:t xml:space="preserve"> </w:t>
       </w:r>
-      <w:hyperlink r:id="rId42">
+      <w:hyperlink r:id="rId43">
         <w:r>
           <w:rPr>
             <w:rStyle w:val="Hyperlink"/>
@@ -3650,8 +3739,8 @@
         <w:t xml:space="preserve">, 1510–1524.</w:t>
       </w:r>
     </w:p>
-    <w:bookmarkEnd w:id="43"/>
-    <w:bookmarkStart w:id="45" w:name="ref-Newman2013-pn"/>
+    <w:bookmarkEnd w:id="44"/>
+    <w:bookmarkStart w:id="46" w:name="ref-Newman2013-pn"/>
     <w:p>
       <w:pPr>
         <w:pStyle w:val="Bibliography"/>
@@ -3674,7 +3763,7 @@
       <w:r>
         <w:t xml:space="preserve"> </w:t>
       </w:r>
-      <w:hyperlink r:id="rId44">
+      <w:hyperlink r:id="rId45">
         <w:r>
           <w:rPr>
             <w:rStyle w:val="Hyperlink"/>
@@ -3712,8 +3801,8 @@
         <w:t xml:space="preserve">, 655.</w:t>
       </w:r>
     </w:p>
-    <w:bookmarkEnd w:id="45"/>
-    <w:bookmarkStart w:id="47" w:name="ref-Hu2014-dp"/>
+    <w:bookmarkEnd w:id="46"/>
+    <w:bookmarkStart w:id="48" w:name="ref-Hu2014-dp"/>
     <w:p>
       <w:pPr>
         <w:pStyle w:val="Bibliography"/>
@@ -3733,7 +3822,7 @@
       <w:r>
         <w:t xml:space="preserve"> </w:t>
       </w:r>
-      <w:hyperlink r:id="rId46">
+      <w:hyperlink r:id="rId47">
         <w:r>
           <w:rPr>
             <w:rStyle w:val="Hyperlink"/>
@@ -3758,7 +3847,7 @@
           <w:i/>
           <w:iCs/>
         </w:rPr>
-        <w:t xml:space="preserve">Bioinformatics (Oxford, England)</w:t>
+        <w:t xml:space="preserve">Bioinformatics</w:t>
       </w:r>
       <w:r>
         <w:t xml:space="preserve">,</w:t>
@@ -3777,8 +3866,8 @@
         <w:t xml:space="preserve">, 141–142.</w:t>
       </w:r>
     </w:p>
-    <w:bookmarkEnd w:id="47"/>
-    <w:bookmarkStart w:id="49" w:name="ref-Miller2018-hi"/>
+    <w:bookmarkEnd w:id="48"/>
+    <w:bookmarkStart w:id="50" w:name="ref-Miller2018-hi"/>
     <w:p>
       <w:pPr>
         <w:pStyle w:val="Bibliography"/>
@@ -3798,7 +3887,7 @@
       <w:r>
         <w:t xml:space="preserve"> </w:t>
       </w:r>
-      <w:hyperlink r:id="rId48">
+      <w:hyperlink r:id="rId49">
         <w:r>
           <w:rPr>
             <w:rStyle w:val="Hyperlink"/>
@@ -3836,8 +3925,8 @@
         <w:t xml:space="preserve">, 380–394.</w:t>
       </w:r>
     </w:p>
-    <w:bookmarkEnd w:id="49"/>
-    <w:bookmarkStart w:id="51" w:name="ref-Ochoa2016-kr"/>
+    <w:bookmarkEnd w:id="50"/>
+    <w:bookmarkStart w:id="52" w:name="ref-Ochoa2016-kr"/>
     <w:p>
       <w:pPr>
         <w:pStyle w:val="Bibliography"/>
@@ -3857,7 +3946,7 @@
       <w:r>
         <w:t xml:space="preserve"> </w:t>
       </w:r>
-      <w:hyperlink r:id="rId50">
+      <w:hyperlink r:id="rId51">
         <w:r>
           <w:rPr>
             <w:rStyle w:val="Hyperlink"/>
@@ -3895,8 +3984,8 @@
         <w:t xml:space="preserve">, 888.</w:t>
       </w:r>
     </w:p>
-    <w:bookmarkEnd w:id="51"/>
-    <w:bookmarkStart w:id="53" w:name="ref-Muller-Dott2025-yf"/>
+    <w:bookmarkEnd w:id="52"/>
+    <w:bookmarkStart w:id="54" w:name="ref-Muller-Dott2025-yf"/>
     <w:p>
       <w:pPr>
         <w:pStyle w:val="Bibliography"/>
@@ -3916,7 +4005,7 @@
       <w:r>
         <w:t xml:space="preserve"> </w:t>
       </w:r>
-      <w:hyperlink r:id="rId52">
+      <w:hyperlink r:id="rId53">
         <w:r>
           <w:rPr>
             <w:rStyle w:val="Hyperlink"/>
@@ -3935,7 +4024,7 @@
           <w:i/>
           <w:iCs/>
         </w:rPr>
-        <w:t xml:space="preserve">Nature communications</w:t>
+        <w:t xml:space="preserve">Nature Communications</w:t>
       </w:r>
       <w:r>
         <w:t xml:space="preserve">,</w:t>
@@ -3954,8 +4043,8 @@
         <w:t xml:space="preserve">, 4771.</w:t>
       </w:r>
     </w:p>
-    <w:bookmarkEnd w:id="53"/>
-    <w:bookmarkStart w:id="55" w:name="ref-Rush2005-py"/>
+    <w:bookmarkEnd w:id="54"/>
+    <w:bookmarkStart w:id="56" w:name="ref-Rush2005-py"/>
     <w:p>
       <w:pPr>
         <w:pStyle w:val="Bibliography"/>
@@ -3975,7 +4064,7 @@
       <w:r>
         <w:t xml:space="preserve"> </w:t>
       </w:r>
-      <w:hyperlink r:id="rId54">
+      <w:hyperlink r:id="rId55">
         <w:r>
           <w:rPr>
             <w:rStyle w:val="Hyperlink"/>
@@ -4013,8 +4102,8 @@
         <w:t xml:space="preserve">, 94–101.</w:t>
       </w:r>
     </w:p>
-    <w:bookmarkEnd w:id="55"/>
-    <w:bookmarkStart w:id="57" w:name="ref-Berginski2021-so"/>
+    <w:bookmarkEnd w:id="56"/>
+    <w:bookmarkStart w:id="58" w:name="ref-Berginski2021-so"/>
     <w:p>
       <w:pPr>
         <w:pStyle w:val="Bibliography"/>
@@ -4034,7 +4123,7 @@
       <w:r>
         <w:t xml:space="preserve"> </w:t>
       </w:r>
-      <w:hyperlink r:id="rId56">
+      <w:hyperlink r:id="rId57">
         <w:r>
           <w:rPr>
             <w:rStyle w:val="Hyperlink"/>
@@ -4053,7 +4142,7 @@
           <w:i/>
           <w:iCs/>
         </w:rPr>
-        <w:t xml:space="preserve">Nucleic acids research</w:t>
+        <w:t xml:space="preserve">Nucleic Acids Research</w:t>
       </w:r>
       <w:r>
         <w:t xml:space="preserve">,</w:t>
@@ -4072,8 +4161,8 @@
         <w:t xml:space="preserve">, D529–D535.</w:t>
       </w:r>
     </w:p>
-    <w:bookmarkEnd w:id="57"/>
-    <w:bookmarkStart w:id="59" w:name="ref-Swaminathan2004-rg"/>
+    <w:bookmarkEnd w:id="58"/>
+    <w:bookmarkStart w:id="60" w:name="ref-Swaminathan2004-rg"/>
     <w:p>
       <w:pPr>
         <w:pStyle w:val="Bibliography"/>
@@ -4093,7 +4182,7 @@
       <w:r>
         <w:t xml:space="preserve"> </w:t>
       </w:r>
-      <w:hyperlink r:id="rId58">
+      <w:hyperlink r:id="rId59">
         <w:r>
           <w:rPr>
             <w:rStyle w:val="Hyperlink"/>
@@ -4191,8 +4280,8 @@
         <w:t xml:space="preserve">, 965–971.</w:t>
       </w:r>
     </w:p>
-    <w:bookmarkEnd w:id="59"/>
-    <w:bookmarkStart w:id="61" w:name="ref-Turei2016-op"/>
+    <w:bookmarkEnd w:id="60"/>
+    <w:bookmarkStart w:id="62" w:name="ref-Turei2016-op"/>
     <w:p>
       <w:pPr>
         <w:pStyle w:val="Bibliography"/>
@@ -4212,7 +4301,7 @@
       <w:r>
         <w:t xml:space="preserve"> </w:t>
       </w:r>
-      <w:hyperlink r:id="rId60">
+      <w:hyperlink r:id="rId61">
         <w:r>
           <w:rPr>
             <w:rStyle w:val="Hyperlink"/>
@@ -4256,8 +4345,8 @@
         <w:t xml:space="preserve">, 966–967.</w:t>
       </w:r>
     </w:p>
-    <w:bookmarkEnd w:id="61"/>
-    <w:bookmarkStart w:id="63" w:name="ref-Turei2021-op"/>
+    <w:bookmarkEnd w:id="62"/>
+    <w:bookmarkStart w:id="64" w:name="ref-Turei2021-op"/>
     <w:p>
       <w:pPr>
         <w:pStyle w:val="Bibliography"/>
@@ -4277,7 +4366,7 @@
       <w:r>
         <w:t xml:space="preserve"> </w:t>
       </w:r>
-      <w:hyperlink r:id="rId62">
+      <w:hyperlink r:id="rId63">
         <w:r>
           <w:rPr>
             <w:rStyle w:val="Hyperlink"/>
@@ -4315,8 +4404,8 @@
         <w:t xml:space="preserve">, e9923.</w:t>
       </w:r>
     </w:p>
-    <w:bookmarkEnd w:id="63"/>
     <w:bookmarkEnd w:id="64"/>
+    <w:bookmarkEnd w:id="65"/>
     <w:sectPr>
       <w:footnotePr>
         <w:numRestart w:val="eachSect"/>
